--- a/svoyo-delo/대본/4부/12화_Obuchenie_dlya_vsekh.docx
+++ b/svoyo-delo/대본/4부/12화_Obuchenie_dlya_vsekh.docx
@@ -427,7 +427,7 @@
         <w:t xml:space="preserve"> </w:t>
       </w:r>
       <w:r>
-        <w:t xml:space="preserve">- 규칙: 지문 없음. 전 화 100% 「화자명: 대사」. 1턴 15단어 이내 + 긴 턴 10~15회(25~35단어). 문법 초점(B2): 권한 표현(вправе, без права), 비교(Лучше лишний звонок, чем пропущенный), 조건(Если спросят — дайте…), 관계절(те, кто боится…).</w:t>
+        <w:t xml:space="preserve">- 규칙: 지문 없음. 전 화 100% 「화자명: 대사」. 1턴 20단어 이내 + 긴 턴 10~15회(30~50단어). 문법 초점(B2): 권한 표현(вправе, без права), 비교(Лучше лишний звонок, чем пропущенный), 조건(Если спросят — дайте…), 관계절(те, кто боится…).</w:t>
       </w:r>
       <w:r>
         <w:t xml:space="preserve"> </w:t>
@@ -1363,119 +1363,119 @@
         <w:pStyle w:val="FirstParagraph"/>
       </w:pPr>
       <w:r>
-        <w:t xml:space="preserve">KORNILOVA: Кристина. Тест — сорок семь из пятидесяти. Девяносто четыре процента.</w:t>
-      </w:r>
-    </w:p>
-    <w:p>
-      <w:pPr>
-        <w:pStyle w:val="BodyText"/>
-      </w:pPr>
-      <w:r>
-        <w:t xml:space="preserve">KRISTINA: Девяносто четыре? Я думала, провалюсь. Я ночь не спала.</w:t>
-      </w:r>
-    </w:p>
-    <w:p>
-      <w:pPr>
-        <w:pStyle w:val="BodyText"/>
-      </w:pPr>
-      <w:r>
-        <w:t xml:space="preserve">KORNILOVA: Три ошибки. Все три — в одном вопросе. Где проходит лицевая артерия.</w:t>
-      </w:r>
-    </w:p>
-    <w:p>
-      <w:pPr>
-        <w:pStyle w:val="BodyText"/>
-      </w:pPr>
-      <w:r>
-        <w:t xml:space="preserve">KRISTINA: Я её три года рисовала на видео. Не там.</w:t>
-      </w:r>
-    </w:p>
-    <w:p>
-      <w:pPr>
-        <w:pStyle w:val="BodyText"/>
-      </w:pPr>
-      <w:r>
-        <w:t xml:space="preserve">KORNILOVA: Теперь знаете где. Практическая часть — фото. Двадцать снимков. Белое пятно, сетка, узел, отёк, норма.</w:t>
-      </w:r>
-    </w:p>
-    <w:p>
-      <w:pPr>
-        <w:pStyle w:val="BodyText"/>
-      </w:pPr>
-      <w:r>
-        <w:t xml:space="preserve">KRISTINA: Двадцать из двадцати?</w:t>
-      </w:r>
-    </w:p>
-    <w:p>
-      <w:pPr>
-        <w:pStyle w:val="BodyText"/>
-      </w:pPr>
-      <w:r>
-        <w:t xml:space="preserve">KORNILOVA: Девятнадцать. Одну норму вы назвали отёком. Это хорошая ошибка. Лучше лишний звонок, чем пропущенный.</w:t>
-      </w:r>
-    </w:p>
-    <w:p>
-      <w:pPr>
-        <w:pStyle w:val="BodyText"/>
-      </w:pPr>
-      <w:r>
-        <w:t xml:space="preserve">ALYONA: А у меня? Я тоже сдавала.</w:t>
-      </w:r>
-    </w:p>
-    <w:p>
-      <w:pPr>
-        <w:pStyle w:val="BodyText"/>
-      </w:pPr>
-      <w:r>
-        <w:t xml:space="preserve">KORNILOVA: Алёна — двадцать из двадцати. И тест — сорок девять. Вы готовились месяц.</w:t>
-      </w:r>
-    </w:p>
-    <w:p>
-      <w:pPr>
-        <w:pStyle w:val="BodyText"/>
-      </w:pPr>
-      <w:r>
-        <w:t xml:space="preserve">ALYONA: Месяц. Каждое утро в восемь. Без опозданий.</w:t>
-      </w:r>
-    </w:p>
-    <w:p>
-      <w:pPr>
-        <w:pStyle w:val="BodyText"/>
-      </w:pPr>
-      <w:r>
-        <w:t xml:space="preserve">KORNILOVA: Без опозданий. Поэтому вы здесь.</w:t>
-      </w:r>
-    </w:p>
-    <w:p>
-      <w:pPr>
-        <w:pStyle w:val="BodyText"/>
-      </w:pPr>
-      <w:r>
-        <w:t xml:space="preserve">KRISTINA: А сертификат? Я теперь… кто?</w:t>
-      </w:r>
-    </w:p>
-    <w:p>
-      <w:pPr>
-        <w:pStyle w:val="BodyText"/>
-      </w:pPr>
-      <w:r>
-        <w:t xml:space="preserve">KORNILOVA: Не врач. Не специалист. «Слушатель программы». И одна строчка: «Без права проведения инъекций».</w:t>
-      </w:r>
-    </w:p>
-    <w:p>
-      <w:pPr>
-        <w:pStyle w:val="BodyText"/>
-      </w:pPr>
-      <w:r>
-        <w:t xml:space="preserve">KRISTINA: «Без права». Хорошо. Пусть так и будет написано. Крупно.</w:t>
-      </w:r>
-    </w:p>
-    <w:p>
-      <w:pPr>
-        <w:pStyle w:val="BodyText"/>
-      </w:pPr>
-      <w:r>
-        <w:t xml:space="preserve">OLGA: Крупно и не будет. Будет так, как разрешает закон. Но будет. Я проверю каждое слово.</w:t>
+        <w:t xml:space="preserve">KORNILOVA: Кристина, ваш тест — сорок семь из пятидесяти, то есть девяносто четыре процента.</w:t>
+      </w:r>
+    </w:p>
+    <w:p>
+      <w:pPr>
+        <w:pStyle w:val="BodyText"/>
+      </w:pPr>
+      <w:r>
+        <w:t xml:space="preserve">KRISTINA: Девяносто четыре? А я думала, что провалюсь, и всю ночь не спала.</w:t>
+      </w:r>
+    </w:p>
+    <w:p>
+      <w:pPr>
+        <w:pStyle w:val="BodyText"/>
+      </w:pPr>
+      <w:r>
+        <w:t xml:space="preserve">KORNILOVA: У вас три ошибки, и все три в одном вопросе: где проходит лицевая артерия.</w:t>
+      </w:r>
+    </w:p>
+    <w:p>
+      <w:pPr>
+        <w:pStyle w:val="BodyText"/>
+      </w:pPr>
+      <w:r>
+        <w:t xml:space="preserve">KRISTINA: Я три года рисовала её на видео, и, как выяснилось, совсем не там.</w:t>
+      </w:r>
+    </w:p>
+    <w:p>
+      <w:pPr>
+        <w:pStyle w:val="BodyText"/>
+      </w:pPr>
+      <w:r>
+        <w:t xml:space="preserve">KORNILOVA: Зато теперь вы знаете, где она проходит. Практическая часть — это фото, двадцать снимков: белое пятно, сетка, узел, отёк и норма.</w:t>
+      </w:r>
+    </w:p>
+    <w:p>
+      <w:pPr>
+        <w:pStyle w:val="BodyText"/>
+      </w:pPr>
+      <w:r>
+        <w:t xml:space="preserve">KRISTINA: И сколько у меня правильных? Двадцать из двадцати?</w:t>
+      </w:r>
+    </w:p>
+    <w:p>
+      <w:pPr>
+        <w:pStyle w:val="BodyText"/>
+      </w:pPr>
+      <w:r>
+        <w:t xml:space="preserve">KORNILOVA: Девятнадцать. Одну норму вы назвали отёком, но это хорошая ошибка. Лучше лишний звонок, чем пропущенный.</w:t>
+      </w:r>
+    </w:p>
+    <w:p>
+      <w:pPr>
+        <w:pStyle w:val="BodyText"/>
+      </w:pPr>
+      <w:r>
+        <w:t xml:space="preserve">ALYONA: А у меня какой результат? Я ведь тоже сдавала.</w:t>
+      </w:r>
+    </w:p>
+    <w:p>
+      <w:pPr>
+        <w:pStyle w:val="BodyText"/>
+      </w:pPr>
+      <w:r>
+        <w:t xml:space="preserve">KORNILOVA: Алёна, у вас двадцать из двадцати, и тест — сорок девять. Вы ведь готовились целый месяц.</w:t>
+      </w:r>
+    </w:p>
+    <w:p>
+      <w:pPr>
+        <w:pStyle w:val="BodyText"/>
+      </w:pPr>
+      <w:r>
+        <w:t xml:space="preserve">ALYONA: Да, целый месяц, каждое утро в восемь и без единого опоздания.</w:t>
+      </w:r>
+    </w:p>
+    <w:p>
+      <w:pPr>
+        <w:pStyle w:val="BodyText"/>
+      </w:pPr>
+      <w:r>
+        <w:t xml:space="preserve">KORNILOVA: Без опозданий, именно поэтому вы сегодня здесь.</w:t>
+      </w:r>
+    </w:p>
+    <w:p>
+      <w:pPr>
+        <w:pStyle w:val="BodyText"/>
+      </w:pPr>
+      <w:r>
+        <w:t xml:space="preserve">KRISTINA: А сертификат? Кем я теперь буду считаться?</w:t>
+      </w:r>
+    </w:p>
+    <w:p>
+      <w:pPr>
+        <w:pStyle w:val="BodyText"/>
+      </w:pPr>
+      <w:r>
+        <w:t xml:space="preserve">KORNILOVA: Вы не врач и не специалист, а просто «Слушатель программы». И там будет одна строчка: «Без права проведения инъекций».</w:t>
+      </w:r>
+    </w:p>
+    <w:p>
+      <w:pPr>
+        <w:pStyle w:val="BodyText"/>
+      </w:pPr>
+      <w:r>
+        <w:t xml:space="preserve">KRISTINA: «Без права»… Хорошо, пусть так и будет написано, причём крупно.</w:t>
+      </w:r>
+    </w:p>
+    <w:p>
+      <w:pPr>
+        <w:pStyle w:val="BodyText"/>
+      </w:pPr>
+      <w:r>
+        <w:t xml:space="preserve">OLGA: Крупно, скорее всего, не будет. Будет так, как разрешает закон, но строчка будет точно, и я сама проверю каждое слово.</w:t>
       </w:r>
     </w:p>
     <w:bookmarkEnd w:id="21"/>
@@ -1493,279 +1493,279 @@
         <w:pStyle w:val="FirstParagraph"/>
       </w:pPr>
       <w:r>
-        <w:t xml:space="preserve">KORNILOVA: Предложение. Три программы. Я называю их одним словом — «Обучение для всех».</w:t>
-      </w:r>
-    </w:p>
-    <w:p>
-      <w:pPr>
-        <w:pStyle w:val="BodyText"/>
-      </w:pPr>
-      <w:r>
-        <w:t xml:space="preserve">IRINA: Для всех — это сколько стоит?</w:t>
-      </w:r>
-    </w:p>
-    <w:p>
-      <w:pPr>
-        <w:pStyle w:val="BodyText"/>
-      </w:pPr>
-      <w:r>
-        <w:t xml:space="preserve">KORNILOVA: Сначала — что, потом — сколько. Ирина, потерпите три минуты.</w:t>
-      </w:r>
-    </w:p>
-    <w:p>
-      <w:pPr>
-        <w:pStyle w:val="BodyText"/>
-      </w:pPr>
-      <w:r>
-        <w:t xml:space="preserve">IRINA: Терплю. Засекаю.</w:t>
-      </w:r>
-    </w:p>
-    <w:p>
-      <w:pPr>
-        <w:pStyle w:val="BodyText"/>
-      </w:pPr>
-      <w:r>
-        <w:t xml:space="preserve">KORNILOVA: Первая — как есть. Шесть модулей, экзамен, сертификация. Для врачей, которые работают с нашим гелем.</w:t>
-      </w:r>
-    </w:p>
-    <w:p>
-      <w:pPr>
-        <w:pStyle w:val="BodyText"/>
-      </w:pPr>
-      <w:r>
-        <w:t xml:space="preserve">ALEKSEY: Это мы уже делаем. Сто восемьдесят врачей за два года.</w:t>
-      </w:r>
-    </w:p>
-    <w:p>
-      <w:pPr>
-        <w:pStyle w:val="BodyText"/>
-      </w:pPr>
-      <w:r>
-        <w:t xml:space="preserve">KORNILOVA: Вторая — новая. Один день. «Осложнения: узнать и позвонить». Для любого врача. С любым гелем. Бесплатно.</w:t>
-      </w:r>
-    </w:p>
-    <w:p>
-      <w:pPr>
-        <w:pStyle w:val="BodyText"/>
-      </w:pPr>
-      <w:r>
-        <w:t xml:space="preserve">DIMA: С любым? Даже с гелем Шубина? С гелем Волкова?</w:t>
-      </w:r>
-    </w:p>
-    <w:p>
-      <w:pPr>
-        <w:pStyle w:val="BodyText"/>
-      </w:pPr>
-      <w:r>
-        <w:t xml:space="preserve">KORNILOVA: С любым. Пациентке всё равно, чей гель. Мы это уже сказали в министерстве.</w:t>
-      </w:r>
-    </w:p>
-    <w:p>
-      <w:pPr>
-        <w:pStyle w:val="BodyText"/>
-      </w:pPr>
-      <w:r>
-        <w:t xml:space="preserve">OLGA: И третья. Говорите сразу, Елена Викторовна. Я знаю, что это будет.</w:t>
-      </w:r>
-    </w:p>
-    <w:p>
-      <w:pPr>
-        <w:pStyle w:val="BodyText"/>
-      </w:pPr>
-      <w:r>
-        <w:t xml:space="preserve">KORNILOVA: Третья — для мастеров. Два часа. «Видеть беду». Не колоть — видеть. Белое пятно, сетка, узел. И номер линии. Ведёт Кристина. Я сижу рядом и поправляю, если надо.</w:t>
-      </w:r>
-    </w:p>
-    <w:p>
-      <w:pPr>
-        <w:pStyle w:val="BodyText"/>
-      </w:pPr>
-      <w:r>
-        <w:t xml:space="preserve">OLGA: Вот. Это опасно. Нас могут обвинить, что мы учим немедиков медицинским процедурам.</w:t>
-      </w:r>
-    </w:p>
-    <w:p>
-      <w:pPr>
-        <w:pStyle w:val="BodyText"/>
-      </w:pPr>
-      <w:r>
-        <w:t xml:space="preserve">KORNILOVA: Мы не учим процедурам. Мы учим смотреть и звонить. Как курсы первой помощи. Там тоже учат не врачей, а водителей, учителей, продавцов. И никто не говорит, что это опасно.</w:t>
-      </w:r>
-    </w:p>
-    <w:p>
-      <w:pPr>
-        <w:pStyle w:val="BodyText"/>
-      </w:pPr>
-      <w:r>
-        <w:t xml:space="preserve">OLGA: Первая помощь — это закон. А это — серая зона. Если в программе будет хоть одна картинка со шприцем в руке — нас закроют. И будут правы, Елена Викторовна.</w:t>
-      </w:r>
-    </w:p>
-    <w:p>
-      <w:pPr>
-        <w:pStyle w:val="BodyText"/>
-      </w:pPr>
-      <w:r>
-        <w:t xml:space="preserve">KRISTINA: Не будет ни одной. Я сама прослежу. Шприц — только в коробке. Только номер на коробке.</w:t>
-      </w:r>
-    </w:p>
-    <w:p>
-      <w:pPr>
-        <w:pStyle w:val="BodyText"/>
-      </w:pPr>
-      <w:r>
-        <w:t xml:space="preserve">OLGA: И в каждом материале первая строчка: «Инъекции вправе проводить только врачи». Крупно. Вот здесь — крупно.</w:t>
-      </w:r>
-    </w:p>
-    <w:p>
-      <w:pPr>
-        <w:pStyle w:val="BodyText"/>
-      </w:pPr>
-      <w:r>
-        <w:t xml:space="preserve">KRISTINA: Крупно. Я согласна. Это будет первое, что они услышат от меня.</w:t>
-      </w:r>
-    </w:p>
-    <w:p>
-      <w:pPr>
-        <w:pStyle w:val="BodyText"/>
-      </w:pPr>
-      <w:r>
-        <w:t xml:space="preserve">IRINA: Три минуты прошли. Теперь — сколько.</w:t>
-      </w:r>
-    </w:p>
-    <w:p>
-      <w:pPr>
-        <w:pStyle w:val="BodyText"/>
-      </w:pPr>
-      <w:r>
-        <w:t xml:space="preserve">KORNILOVA: Вторая программа — тренер, зал, материалы. Раз в месяц, тридцать врачей.</w:t>
-      </w:r>
-    </w:p>
-    <w:p>
-      <w:pPr>
-        <w:pStyle w:val="BodyText"/>
-      </w:pPr>
-      <w:r>
-        <w:t xml:space="preserve">IRINA: Около ста тысяч в месяц. Миллион двести в год. Третья — дешевле: зал наш, а Кристина работает по договору. Итого — около полутора миллионов в год. Без единой продажи.</w:t>
-      </w:r>
-    </w:p>
-    <w:p>
-      <w:pPr>
-        <w:pStyle w:val="BodyText"/>
-      </w:pPr>
-      <w:r>
-        <w:t xml:space="preserve">KRISTINA: По договору? Я думала, я бесплатно. Я же… должна.</w:t>
-      </w:r>
-    </w:p>
-    <w:p>
-      <w:pPr>
-        <w:pStyle w:val="BodyText"/>
-      </w:pPr>
-      <w:r>
-        <w:t xml:space="preserve">ALEKSEY: Вы никому не должны работать бесплатно. У нас нет работы без договора. Спросите моего отца.</w:t>
-      </w:r>
-    </w:p>
-    <w:p>
-      <w:pPr>
-        <w:pStyle w:val="BodyText"/>
-      </w:pPr>
-      <w:r>
-        <w:t xml:space="preserve">IRINA: Двадцать тысяч за занятие. Ставка, не процент.</w:t>
-      </w:r>
-    </w:p>
-    <w:p>
-      <w:pPr>
-        <w:pStyle w:val="BodyText"/>
-      </w:pPr>
-      <w:r>
-        <w:t xml:space="preserve">DIMA: А продажи? Врачи с чужим гелем придут к нам. Это же новые клиенты.</w:t>
-      </w:r>
-    </w:p>
-    <w:p>
-      <w:pPr>
-        <w:pStyle w:val="BodyText"/>
-      </w:pPr>
-      <w:r>
-        <w:t xml:space="preserve">KORNILOVA: Дима. Одно правило. На второй и третьей программе — ни слова о бренде. Ни логотипа, ни прайса, ни визитки. Иначе это не обучение, а презентация с кофе.</w:t>
-      </w:r>
-    </w:p>
-    <w:p>
-      <w:pPr>
-        <w:pStyle w:val="BodyText"/>
-      </w:pPr>
-      <w:r>
-        <w:t xml:space="preserve">DIMA: Ни визитки? Даже если спросят?</w:t>
-      </w:r>
-    </w:p>
-    <w:p>
-      <w:pPr>
-        <w:pStyle w:val="BodyText"/>
-      </w:pPr>
-      <w:r>
-        <w:t xml:space="preserve">KORNILOVA: Если спросят — дайте номер линии. Он одинаковый для всех. Если захотят купить — найдут сами.</w:t>
-      </w:r>
-    </w:p>
-    <w:p>
-      <w:pPr>
-        <w:pStyle w:val="BodyText"/>
-      </w:pPr>
-      <w:r>
-        <w:t xml:space="preserve">ALEKSEY: Согласен. Как только мы начнём продавать на этих курсах, это станет рекламой. А реклама — это не помощь. Её не вешают над кушеткой рядом с номером линии.</w:t>
-      </w:r>
-    </w:p>
-    <w:p>
-      <w:pPr>
-        <w:pStyle w:val="BodyText"/>
-      </w:pPr>
-      <w:r>
-        <w:t xml:space="preserve">OLGA: Полтора миллиона в год. Без продаж. Кто платит?</w:t>
-      </w:r>
-    </w:p>
-    <w:p>
-      <w:pPr>
-        <w:pStyle w:val="BodyText"/>
-      </w:pPr>
-      <w:r>
-        <w:t xml:space="preserve">ALEKSEY: Половину — мы. Я позвоню Волкову. Его гель — его врачи.</w:t>
-      </w:r>
-    </w:p>
-    <w:p>
-      <w:pPr>
-        <w:pStyle w:val="BodyText"/>
-      </w:pPr>
-      <w:r>
-        <w:t xml:space="preserve">IRINA: А вторую?</w:t>
-      </w:r>
-    </w:p>
-    <w:p>
-      <w:pPr>
-        <w:pStyle w:val="BodyText"/>
-      </w:pPr>
-      <w:r>
-        <w:t xml:space="preserve">ALEKSEY: Вторую — Сеул. Президент сказал: стыд стоит дороже. Пусть посчитает.</w:t>
-      </w:r>
-    </w:p>
-    <w:p>
-      <w:pPr>
-        <w:pStyle w:val="BodyText"/>
-      </w:pPr>
-      <w:r>
-        <w:t xml:space="preserve">KORNILOVA: А если оба откажут?</w:t>
-      </w:r>
-    </w:p>
-    <w:p>
-      <w:pPr>
-        <w:pStyle w:val="BodyText"/>
-      </w:pPr>
-      <w:r>
-        <w:t xml:space="preserve">ALEKSEY: Тогда — мы. Целиком. Ирина найдёт где.</w:t>
-      </w:r>
-    </w:p>
-    <w:p>
-      <w:pPr>
-        <w:pStyle w:val="BodyText"/>
-      </w:pPr>
-      <w:r>
-        <w:t xml:space="preserve">IRINA: Ирина найдёт. Ирина всегда находит. Но записывает: это решение директора.</w:t>
+        <w:t xml:space="preserve">KORNILOVA: У меня предложение: три программы, которые я называю одним словом — «Обучение для всех».</w:t>
+      </w:r>
+    </w:p>
+    <w:p>
+      <w:pPr>
+        <w:pStyle w:val="BodyText"/>
+      </w:pPr>
+      <w:r>
+        <w:t xml:space="preserve">IRINA: «Для всех» — это прекрасно, но сколько это стоит?</w:t>
+      </w:r>
+    </w:p>
+    <w:p>
+      <w:pPr>
+        <w:pStyle w:val="BodyText"/>
+      </w:pPr>
+      <w:r>
+        <w:t xml:space="preserve">KORNILOVA: Сначала обсудим, что, а потом сколько. Ирина, потерпите, пожалуйста, три минуты.</w:t>
+      </w:r>
+    </w:p>
+    <w:p>
+      <w:pPr>
+        <w:pStyle w:val="BodyText"/>
+      </w:pPr>
+      <w:r>
+        <w:t xml:space="preserve">IRINA: Хорошо, я потерплю. Засекаю время прямо сейчас.</w:t>
+      </w:r>
+    </w:p>
+    <w:p>
+      <w:pPr>
+        <w:pStyle w:val="BodyText"/>
+      </w:pPr>
+      <w:r>
+        <w:t xml:space="preserve">KORNILOVA: Первая программа остаётся как есть: шесть модулей, экзамен и сертификация. Она для врачей, которые работают с нашим гелем.</w:t>
+      </w:r>
+    </w:p>
+    <w:p>
+      <w:pPr>
+        <w:pStyle w:val="BodyText"/>
+      </w:pPr>
+      <w:r>
+        <w:t xml:space="preserve">ALEKSEY: Это мы уже делаем, за два года через неё прошли сто восемьдесят врачей.</w:t>
+      </w:r>
+    </w:p>
+    <w:p>
+      <w:pPr>
+        <w:pStyle w:val="BodyText"/>
+      </w:pPr>
+      <w:r>
+        <w:t xml:space="preserve">KORNILOVA: Вторая программа новая и длится один день: «Осложнения: узнать и позвонить». Она для любого врача, с любым гелем, и бесплатно.</w:t>
+      </w:r>
+    </w:p>
+    <w:p>
+      <w:pPr>
+        <w:pStyle w:val="BodyText"/>
+      </w:pPr>
+      <w:r>
+        <w:t xml:space="preserve">DIMA: С любым гелем? Даже с гелем Шубина или Волкова?</w:t>
+      </w:r>
+    </w:p>
+    <w:p>
+      <w:pPr>
+        <w:pStyle w:val="BodyText"/>
+      </w:pPr>
+      <w:r>
+        <w:t xml:space="preserve">KORNILOVA: С любым. Пациентке всё равно, чей гель, и мы это уже сказали в министерстве.</w:t>
+      </w:r>
+    </w:p>
+    <w:p>
+      <w:pPr>
+        <w:pStyle w:val="BodyText"/>
+      </w:pPr>
+      <w:r>
+        <w:t xml:space="preserve">OLGA: И третья программа. Говорите сразу, Елена Викторовна, я и так знаю, какой она будет.</w:t>
+      </w:r>
+    </w:p>
+    <w:p>
+      <w:pPr>
+        <w:pStyle w:val="BodyText"/>
+      </w:pPr>
+      <w:r>
+        <w:t xml:space="preserve">KORNILOVA: Третья — для мастеров, два часа, и называется «Видеть беду». Не колоть, а видеть: белое пятно, сетку, узел. И номер линии. Ведёт Кристина, а я сижу рядом и поправляю её, если нужно.</w:t>
+      </w:r>
+    </w:p>
+    <w:p>
+      <w:pPr>
+        <w:pStyle w:val="BodyText"/>
+      </w:pPr>
+      <w:r>
+        <w:t xml:space="preserve">OLGA: Вот это опасно. Нас могут обвинить в том, что мы учим немедиков медицинским процедурам.</w:t>
+      </w:r>
+    </w:p>
+    <w:p>
+      <w:pPr>
+        <w:pStyle w:val="BodyText"/>
+      </w:pPr>
+      <w:r>
+        <w:t xml:space="preserve">KORNILOVA: Мы не учим процедурам. Мы учим смотреть и звонить. Как курсы первой помощи. Там тоже учат не врачей, а водителей, учителей, продавцов. И никто не говорит, что это опасно, потому что все понимают, зачем это нужно.</w:t>
+      </w:r>
+    </w:p>
+    <w:p>
+      <w:pPr>
+        <w:pStyle w:val="BodyText"/>
+      </w:pPr>
+      <w:r>
+        <w:t xml:space="preserve">OLGA: Первая помощь прописана в законе, а это серая зона. Если в программе будет хоть одна картинка со шприцем в руке, нас закроют, и будут правы, Елена Викторовна, я вас уверяю.</w:t>
+      </w:r>
+    </w:p>
+    <w:p>
+      <w:pPr>
+        <w:pStyle w:val="BodyText"/>
+      </w:pPr>
+      <w:r>
+        <w:t xml:space="preserve">KRISTINA: Не будет ни одной картинки, я сама прослежу. Шприц будет только в коробке, и только номер на коробке.</w:t>
+      </w:r>
+    </w:p>
+    <w:p>
+      <w:pPr>
+        <w:pStyle w:val="BodyText"/>
+      </w:pPr>
+      <w:r>
+        <w:t xml:space="preserve">OLGA: И в каждом материале первая строчка будет такой: «Инъекции вправе проводить только врачи». Вот здесь обязательно крупно.</w:t>
+      </w:r>
+    </w:p>
+    <w:p>
+      <w:pPr>
+        <w:pStyle w:val="BodyText"/>
+      </w:pPr>
+      <w:r>
+        <w:t xml:space="preserve">KRISTINA: Крупно, я согласна. Это будет первое, что они от меня услышат.</w:t>
+      </w:r>
+    </w:p>
+    <w:p>
+      <w:pPr>
+        <w:pStyle w:val="BodyText"/>
+      </w:pPr>
+      <w:r>
+        <w:t xml:space="preserve">IRINA: Три минуты прошли, так что теперь давайте про деньги.</w:t>
+      </w:r>
+    </w:p>
+    <w:p>
+      <w:pPr>
+        <w:pStyle w:val="BodyText"/>
+      </w:pPr>
+      <w:r>
+        <w:t xml:space="preserve">KORNILOVA: Для второй программы нужны тренер, зал и материалы, раз в месяц на тридцать врачей.</w:t>
+      </w:r>
+    </w:p>
+    <w:p>
+      <w:pPr>
+        <w:pStyle w:val="BodyText"/>
+      </w:pPr>
+      <w:r>
+        <w:t xml:space="preserve">IRINA: Это около ста тысяч в месяц, то есть миллион двести в год. Третья дешевле, потому что зал наш, а Кристина работает по договору. Итого около полутора миллионов в год, и при этом без единой продажи.</w:t>
+      </w:r>
+    </w:p>
+    <w:p>
+      <w:pPr>
+        <w:pStyle w:val="BodyText"/>
+      </w:pPr>
+      <w:r>
+        <w:t xml:space="preserve">KRISTINA: По договору? А я думала, что буду работать бесплатно, ведь я… как бы должна.</w:t>
+      </w:r>
+    </w:p>
+    <w:p>
+      <w:pPr>
+        <w:pStyle w:val="BodyText"/>
+      </w:pPr>
+      <w:r>
+        <w:t xml:space="preserve">ALEKSEY: Вы никому не должны работать бесплатно. У нас нет работы без договора, можете спросить моего отца.</w:t>
+      </w:r>
+    </w:p>
+    <w:p>
+      <w:pPr>
+        <w:pStyle w:val="BodyText"/>
+      </w:pPr>
+      <w:r>
+        <w:t xml:space="preserve">IRINA: Двадцать тысяч за занятие. Это ставка, а не процент с продаж.</w:t>
+      </w:r>
+    </w:p>
+    <w:p>
+      <w:pPr>
+        <w:pStyle w:val="BodyText"/>
+      </w:pPr>
+      <w:r>
+        <w:t xml:space="preserve">DIMA: А как же продажи? Врачи с чужим гелем придут к нам, и это ведь новые клиенты.</w:t>
+      </w:r>
+    </w:p>
+    <w:p>
+      <w:pPr>
+        <w:pStyle w:val="BodyText"/>
+      </w:pPr>
+      <w:r>
+        <w:t xml:space="preserve">KORNILOVA: Дима, тут есть одно правило. На второй и третьей программе ни слова о бренде. Ни логотипа, ни прайса, ни визитки. Иначе это уже не обучение, а презентация с кофе, и врачи это сразу почувствуют.</w:t>
+      </w:r>
+    </w:p>
+    <w:p>
+      <w:pPr>
+        <w:pStyle w:val="BodyText"/>
+      </w:pPr>
+      <w:r>
+        <w:t xml:space="preserve">DIMA: Даже визитки нельзя? Даже если врач сам спросит?</w:t>
+      </w:r>
+    </w:p>
+    <w:p>
+      <w:pPr>
+        <w:pStyle w:val="BodyText"/>
+      </w:pPr>
+      <w:r>
+        <w:t xml:space="preserve">KORNILOVA: Если спросят, дайте номер линии, он одинаковый для всех. А если захотят купить, то найдут нас сами.</w:t>
+      </w:r>
+    </w:p>
+    <w:p>
+      <w:pPr>
+        <w:pStyle w:val="BodyText"/>
+      </w:pPr>
+      <w:r>
+        <w:t xml:space="preserve">ALEKSEY: Согласен. Как только мы начнём продавать на этих курсах, это станет рекламой, а реклама — это не помощь. Рекламу не вешают над кушеткой рядом с номером линии, и мастера сразу почувствуют разницу.</w:t>
+      </w:r>
+    </w:p>
+    <w:p>
+      <w:pPr>
+        <w:pStyle w:val="BodyText"/>
+      </w:pPr>
+      <w:r>
+        <w:t xml:space="preserve">OLGA: Полтора миллиона в год и без продаж. А кто за это будет платить?</w:t>
+      </w:r>
+    </w:p>
+    <w:p>
+      <w:pPr>
+        <w:pStyle w:val="BodyText"/>
+      </w:pPr>
+      <w:r>
+        <w:t xml:space="preserve">ALEKSEY: Половину заплатим мы, а ещё я позвоню Волкову, ведь его гель — это его врачи.</w:t>
+      </w:r>
+    </w:p>
+    <w:p>
+      <w:pPr>
+        <w:pStyle w:val="BodyText"/>
+      </w:pPr>
+      <w:r>
+        <w:t xml:space="preserve">IRINA: А кто заплатит вторую половину?</w:t>
+      </w:r>
+    </w:p>
+    <w:p>
+      <w:pPr>
+        <w:pStyle w:val="BodyText"/>
+      </w:pPr>
+      <w:r>
+        <w:t xml:space="preserve">ALEKSEY: Вторую половину — Сеул. Президент сказал, что стыд стоит дороже, так что пусть посчитает.</w:t>
+      </w:r>
+    </w:p>
+    <w:p>
+      <w:pPr>
+        <w:pStyle w:val="BodyText"/>
+      </w:pPr>
+      <w:r>
+        <w:t xml:space="preserve">KORNILOVA: А если откажут оба?</w:t>
+      </w:r>
+    </w:p>
+    <w:p>
+      <w:pPr>
+        <w:pStyle w:val="BodyText"/>
+      </w:pPr>
+      <w:r>
+        <w:t xml:space="preserve">ALEKSEY: Тогда заплатим мы, целиком, а Ирина найдёт, откуда взять деньги.</w:t>
+      </w:r>
+    </w:p>
+    <w:p>
+      <w:pPr>
+        <w:pStyle w:val="BodyText"/>
+      </w:pPr>
+      <w:r>
+        <w:t xml:space="preserve">IRINA: Ирина найдёт, Ирина всегда находит. Но в протоколе запишет, что это решение директора.</w:t>
       </w:r>
     </w:p>
     <w:bookmarkEnd w:id="22"/>
@@ -1783,239 +1783,239 @@
         <w:pStyle w:val="FirstParagraph"/>
       </w:pPr>
       <w:r>
-        <w:t xml:space="preserve">KRISTINA: Девочки, здравствуйте. Нас сорок. Многие меня знают. По каналу. По видео.</w:t>
-      </w:r>
-    </w:p>
-    <w:p>
-      <w:pPr>
-        <w:pStyle w:val="BodyText"/>
-      </w:pPr>
-      <w:r>
-        <w:t xml:space="preserve">SNEZHANA: Знаем. Ты нам три года рассказывала про массаж. А теперь что?</w:t>
-      </w:r>
-    </w:p>
-    <w:p>
-      <w:pPr>
-        <w:pStyle w:val="BodyText"/>
-      </w:pPr>
-      <w:r>
-        <w:t xml:space="preserve">KRISTINA: Теперь — правду. Первая строчка. Читаю вслух: «Инъекции вправе проводить только врачи».</w:t>
-      </w:r>
-    </w:p>
-    <w:p>
-      <w:pPr>
-        <w:pStyle w:val="BodyText"/>
-      </w:pPr>
-      <w:r>
-        <w:t xml:space="preserve">SNEZHANA: Вот. Так и знала. Вы хотите нас закрыть. Это курс, чтобы мы ушли из профессии.</w:t>
-      </w:r>
-    </w:p>
-    <w:p>
-      <w:pPr>
-        <w:pStyle w:val="BodyText"/>
-      </w:pPr>
-      <w:r>
-        <w:t xml:space="preserve">KRISTINA: Снежана, я тоже думала, что меня хотят закрыть. Три месяца назад. Я даже позвала их в эфир, чтобы поймать на лжи. А потом увидела губу Дарьи.</w:t>
-      </w:r>
-    </w:p>
-    <w:p>
-      <w:pPr>
-        <w:pStyle w:val="BodyText"/>
-      </w:pPr>
-      <w:r>
-        <w:t xml:space="preserve">SNEZHANA: Какой Дарьи?</w:t>
-      </w:r>
-    </w:p>
-    <w:p>
-      <w:pPr>
-        <w:pStyle w:val="BodyText"/>
-      </w:pPr>
-      <w:r>
-        <w:t xml:space="preserve">KRISTINA: Мастер из Подольска колола ей губы. Белое пятно. Массаж — как я учила в видео. Ночью доктор Корнилова спасала эту губу пять часов. Я видела фото. Вы его сейчас увидите.</w:t>
-      </w:r>
-    </w:p>
-    <w:p>
-      <w:pPr>
-        <w:pStyle w:val="BodyText"/>
-      </w:pPr>
-      <w:r>
-        <w:t xml:space="preserve">ALYONA: Это была моя клиентка. Я — тот мастер. Алёна. Я массировала.</w:t>
-      </w:r>
-    </w:p>
-    <w:p>
-      <w:pPr>
-        <w:pStyle w:val="BodyText"/>
-      </w:pPr>
-      <w:r>
-        <w:t xml:space="preserve">SNEZHANA: Ты? Алёна? Ты же лучшая у нас.</w:t>
-      </w:r>
-    </w:p>
-    <w:p>
-      <w:pPr>
-        <w:pStyle w:val="BodyText"/>
-      </w:pPr>
-      <w:r>
-        <w:t xml:space="preserve">ALYONA: Была лучшей. По отзывам. А по сосудам — худшей. Я этого не знала два года.</w:t>
-      </w:r>
-    </w:p>
-    <w:p>
-      <w:pPr>
-        <w:pStyle w:val="BodyText"/>
-      </w:pPr>
-      <w:r>
-        <w:t xml:space="preserve">KORNILOVA: Девушки, я здесь только для одного. Если Кристина скажет что-то неточно — я поправлю. Дальше — она.</w:t>
-      </w:r>
-    </w:p>
-    <w:p>
-      <w:pPr>
-        <w:pStyle w:val="BodyText"/>
-      </w:pPr>
-      <w:r>
-        <w:t xml:space="preserve">KRISTINA: Фото первое. Что вы видите?</w:t>
-      </w:r>
-    </w:p>
-    <w:p>
-      <w:pPr>
-        <w:pStyle w:val="BodyText"/>
-      </w:pPr>
-      <w:r>
-        <w:t xml:space="preserve">MASTER: Белое. Над губой. Ну, это нормально, это от анестезии.</w:t>
-      </w:r>
-    </w:p>
-    <w:p>
-      <w:pPr>
-        <w:pStyle w:val="BodyText"/>
-      </w:pPr>
-      <w:r>
-        <w:t xml:space="preserve">KRISTINA: Нет. Это то, о чём надо звонить. Сразу. Не ждать утра. Не массировать.</w:t>
-      </w:r>
-    </w:p>
-    <w:p>
-      <w:pPr>
-        <w:pStyle w:val="BodyText"/>
-      </w:pPr>
-      <w:r>
-        <w:t xml:space="preserve">SNEZHANA: А если это правда анестезия? Я позвоню, а там ничего?</w:t>
-      </w:r>
-    </w:p>
-    <w:p>
-      <w:pPr>
-        <w:pStyle w:val="BodyText"/>
-      </w:pPr>
-      <w:r>
-        <w:t xml:space="preserve">KORNILOVA: Тогда вам скажут: «Всё хорошо». И вы потратили одну минуту. Лучше лишний звонок, чем пропущенный.</w:t>
-      </w:r>
-    </w:p>
-    <w:p>
-      <w:pPr>
-        <w:pStyle w:val="BodyText"/>
-      </w:pPr>
-      <w:r>
-        <w:t xml:space="preserve">SNEZHANA: Бесплатно?</w:t>
-      </w:r>
-    </w:p>
-    <w:p>
-      <w:pPr>
-        <w:pStyle w:val="BodyText"/>
-      </w:pPr>
-      <w:r>
-        <w:t xml:space="preserve">KRISTINA: Бесплатно. Для всех. Даже если гель от Артура. Даже если вы колете дома.</w:t>
-      </w:r>
-    </w:p>
-    <w:p>
-      <w:pPr>
-        <w:pStyle w:val="BodyText"/>
-      </w:pPr>
-      <w:r>
-        <w:t xml:space="preserve">SNEZHANA: Они правда не спросят, где я купила?</w:t>
-      </w:r>
-    </w:p>
-    <w:p>
-      <w:pPr>
-        <w:pStyle w:val="BodyText"/>
-      </w:pPr>
-      <w:r>
-        <w:t xml:space="preserve">ALYONA: Не спросили меня. Ни разу. Спросили только время и цвет.</w:t>
-      </w:r>
-    </w:p>
-    <w:p>
-      <w:pPr>
-        <w:pStyle w:val="BodyText"/>
-      </w:pPr>
-      <w:r>
-        <w:t xml:space="preserve">KRISTINA: Фото второе. Сетка. Синие разводы. Это уже не «подождём». Это — пять часов, чтобы спасти кожу.</w:t>
-      </w:r>
-    </w:p>
-    <w:p>
-      <w:pPr>
-        <w:pStyle w:val="BodyText"/>
-      </w:pPr>
-      <w:r>
-        <w:t xml:space="preserve">MASTER: А если у меня нет врача рядом? Я одна в кабинете.</w:t>
-      </w:r>
-    </w:p>
-    <w:p>
-      <w:pPr>
-        <w:pStyle w:val="BodyText"/>
-      </w:pPr>
-      <w:r>
-        <w:t xml:space="preserve">KRISTINA: Номер на стене. Как у меня теперь. Позвонили — вам скажут, куда ехать. Ночью тоже.</w:t>
-      </w:r>
-    </w:p>
-    <w:p>
-      <w:pPr>
-        <w:pStyle w:val="BodyText"/>
-      </w:pPr>
-      <w:r>
-        <w:t xml:space="preserve">SNEZHANA: Кристина… А что ты сама теперь делаешь? Если не колешь?</w:t>
-      </w:r>
-    </w:p>
-    <w:p>
-      <w:pPr>
-        <w:pStyle w:val="BodyText"/>
-      </w:pPr>
-      <w:r>
-        <w:t xml:space="preserve">KRISTINA: Учусь. И учу вас. Это всё. Денег меньше. Спать — лучше.</w:t>
-      </w:r>
-    </w:p>
-    <w:p>
-      <w:pPr>
-        <w:pStyle w:val="BodyText"/>
-      </w:pPr>
-      <w:r>
-        <w:t xml:space="preserve">SNEZHANA: Спать лучше. Это я понимаю. Я третий месяц не сплю из-за одной клиентки.</w:t>
-      </w:r>
-    </w:p>
-    <w:p>
-      <w:pPr>
-        <w:pStyle w:val="BodyText"/>
-      </w:pPr>
-      <w:r>
-        <w:t xml:space="preserve">KORNILOVA: Задержитесь после занятия, Снежана. Расскажете мне про клиентку. Одна. Без группы.</w:t>
-      </w:r>
-    </w:p>
-    <w:p>
-      <w:pPr>
-        <w:pStyle w:val="BodyText"/>
-      </w:pPr>
-      <w:r>
-        <w:t xml:space="preserve">SNEZHANA: Вы… посмотрите? Правда?</w:t>
-      </w:r>
-    </w:p>
-    <w:p>
-      <w:pPr>
-        <w:pStyle w:val="BodyText"/>
-      </w:pPr>
-      <w:r>
-        <w:t xml:space="preserve">KORNILOVA: Я для этого здесь. Не для лекции.</w:t>
-      </w:r>
-    </w:p>
-    <w:p>
-      <w:pPr>
-        <w:pStyle w:val="BodyText"/>
-      </w:pPr>
-      <w:r>
-        <w:t xml:space="preserve">SNEZHANA: Спасибо. Я… задержусь. Одна.</w:t>
+        <w:t xml:space="preserve">KRISTINA: Девочки, здравствуйте. Нас здесь сорок человек, и многие знают меня по каналу и по видео.</w:t>
+      </w:r>
+    </w:p>
+    <w:p>
+      <w:pPr>
+        <w:pStyle w:val="BodyText"/>
+      </w:pPr>
+      <w:r>
+        <w:t xml:space="preserve">SNEZHANA: Знаем. Ты нам три года рассказывала про массаж. А теперь что ты будешь рассказывать?</w:t>
+      </w:r>
+    </w:p>
+    <w:p>
+      <w:pPr>
+        <w:pStyle w:val="BodyText"/>
+      </w:pPr>
+      <w:r>
+        <w:t xml:space="preserve">KRISTINA: Теперь я буду рассказывать правду. Вот первая строчка, и я читаю её вслух: «Инъекции вправе проводить только врачи».</w:t>
+      </w:r>
+    </w:p>
+    <w:p>
+      <w:pPr>
+        <w:pStyle w:val="BodyText"/>
+      </w:pPr>
+      <w:r>
+        <w:t xml:space="preserve">SNEZHANA: Вот, так я и знала. Вы хотите нас закрыть, и это курс для того, чтобы мы ушли из профессии.</w:t>
+      </w:r>
+    </w:p>
+    <w:p>
+      <w:pPr>
+        <w:pStyle w:val="BodyText"/>
+      </w:pPr>
+      <w:r>
+        <w:t xml:space="preserve">KRISTINA: Снежана, три месяца назад я тоже думала, что меня хотят закрыть. Я даже позвала их в эфир, чтобы поймать на лжи. А потом я увидела губу Дарьи, и после этого всё изменилось.</w:t>
+      </w:r>
+    </w:p>
+    <w:p>
+      <w:pPr>
+        <w:pStyle w:val="BodyText"/>
+      </w:pPr>
+      <w:r>
+        <w:t xml:space="preserve">SNEZHANA: Какой ещё Дарьи? Я такую не знаю.</w:t>
+      </w:r>
+    </w:p>
+    <w:p>
+      <w:pPr>
+        <w:pStyle w:val="BodyText"/>
+      </w:pPr>
+      <w:r>
+        <w:t xml:space="preserve">KRISTINA: Мастер из Подольска колола ей губы, и появилось белое пятно. Мастер сделала массаж, как я учила в видео. Потом ночью доктор Корнилова пять часов спасала эту губу. Я видела фото, и вы его сейчас тоже увидите.</w:t>
+      </w:r>
+    </w:p>
+    <w:p>
+      <w:pPr>
+        <w:pStyle w:val="BodyText"/>
+      </w:pPr>
+      <w:r>
+        <w:t xml:space="preserve">ALYONA: Это была моя клиентка, а тот мастер — это я, Алёна. Это я делала массаж.</w:t>
+      </w:r>
+    </w:p>
+    <w:p>
+      <w:pPr>
+        <w:pStyle w:val="BodyText"/>
+      </w:pPr>
+      <w:r>
+        <w:t xml:space="preserve">SNEZHANA: Ты, Алёна? Но ты же у нас лучшая.</w:t>
+      </w:r>
+    </w:p>
+    <w:p>
+      <w:pPr>
+        <w:pStyle w:val="BodyText"/>
+      </w:pPr>
+      <w:r>
+        <w:t xml:space="preserve">ALYONA: Была лучшей по отзывам, а по сосудам — худшей. И я не знала этого целых два года.</w:t>
+      </w:r>
+    </w:p>
+    <w:p>
+      <w:pPr>
+        <w:pStyle w:val="BodyText"/>
+      </w:pPr>
+      <w:r>
+        <w:t xml:space="preserve">KORNILOVA: Девушки, я здесь только для одного: если Кристина скажет что-то неточно, я её поправлю. А дальше всё ведёт она.</w:t>
+      </w:r>
+    </w:p>
+    <w:p>
+      <w:pPr>
+        <w:pStyle w:val="BodyText"/>
+      </w:pPr>
+      <w:r>
+        <w:t xml:space="preserve">KRISTINA: Вот первое фото. Скажите, что вы на нём видите?</w:t>
+      </w:r>
+    </w:p>
+    <w:p>
+      <w:pPr>
+        <w:pStyle w:val="BodyText"/>
+      </w:pPr>
+      <w:r>
+        <w:t xml:space="preserve">MASTER: Над губой что-то белое. Ну, это нормально, это же от анестезии.</w:t>
+      </w:r>
+    </w:p>
+    <w:p>
+      <w:pPr>
+        <w:pStyle w:val="BodyText"/>
+      </w:pPr>
+      <w:r>
+        <w:t xml:space="preserve">KRISTINA: Нет, это как раз то, о чём надо сразу звонить. Не ждите утра. Не массируйте.</w:t>
+      </w:r>
+    </w:p>
+    <w:p>
+      <w:pPr>
+        <w:pStyle w:val="BodyText"/>
+      </w:pPr>
+      <w:r>
+        <w:t xml:space="preserve">SNEZHANA: А если это правда анестезия? Я позвоню, а там окажется, что ничего нет?</w:t>
+      </w:r>
+    </w:p>
+    <w:p>
+      <w:pPr>
+        <w:pStyle w:val="BodyText"/>
+      </w:pPr>
+      <w:r>
+        <w:t xml:space="preserve">KORNILOVA: Тогда вам скажут: «Всё хорошо», и вы потратите всего одну минуту. Лучше лишний звонок, чем пропущенный.</w:t>
+      </w:r>
+    </w:p>
+    <w:p>
+      <w:pPr>
+        <w:pStyle w:val="BodyText"/>
+      </w:pPr>
+      <w:r>
+        <w:t xml:space="preserve">SNEZHANA: И звонить можно бесплатно?</w:t>
+      </w:r>
+    </w:p>
+    <w:p>
+      <w:pPr>
+        <w:pStyle w:val="BodyText"/>
+      </w:pPr>
+      <w:r>
+        <w:t xml:space="preserve">KRISTINA: Бесплатно и для всех, даже если гель от Артура и даже если вы колете дома.</w:t>
+      </w:r>
+    </w:p>
+    <w:p>
+      <w:pPr>
+        <w:pStyle w:val="BodyText"/>
+      </w:pPr>
+      <w:r>
+        <w:t xml:space="preserve">SNEZHANA: Они правда не спросят, где я купила гель?</w:t>
+      </w:r>
+    </w:p>
+    <w:p>
+      <w:pPr>
+        <w:pStyle w:val="BodyText"/>
+      </w:pPr>
+      <w:r>
+        <w:t xml:space="preserve">ALYONA: Меня не спросили ни разу. Спросили только, сколько прошло времени и какой цвет кожи.</w:t>
+      </w:r>
+    </w:p>
+    <w:p>
+      <w:pPr>
+        <w:pStyle w:val="BodyText"/>
+      </w:pPr>
+      <w:r>
+        <w:t xml:space="preserve">KRISTINA: Второе фото: сетка и синие разводы. Это уже не «подождём», а пять часов, чтобы спасти кожу.</w:t>
+      </w:r>
+    </w:p>
+    <w:p>
+      <w:pPr>
+        <w:pStyle w:val="BodyText"/>
+      </w:pPr>
+      <w:r>
+        <w:t xml:space="preserve">MASTER: А если у меня рядом нет врача? Я ведь одна в кабинете.</w:t>
+      </w:r>
+    </w:p>
+    <w:p>
+      <w:pPr>
+        <w:pStyle w:val="BodyText"/>
+      </w:pPr>
+      <w:r>
+        <w:t xml:space="preserve">KRISTINA: Номер должен висеть на стене, как у меня теперь. Позвоните, и вам скажут, куда ехать, даже ночью.</w:t>
+      </w:r>
+    </w:p>
+    <w:p>
+      <w:pPr>
+        <w:pStyle w:val="BodyText"/>
+      </w:pPr>
+      <w:r>
+        <w:t xml:space="preserve">SNEZHANA: Кристина, а что ты сама теперь делаешь, если больше не колешь?</w:t>
+      </w:r>
+    </w:p>
+    <w:p>
+      <w:pPr>
+        <w:pStyle w:val="BodyText"/>
+      </w:pPr>
+      <w:r>
+        <w:t xml:space="preserve">KRISTINA: Учусь сама и учу вас, вот и всё. Денег у меня стало меньше, зато сплю я лучше.</w:t>
+      </w:r>
+    </w:p>
+    <w:p>
+      <w:pPr>
+        <w:pStyle w:val="BodyText"/>
+      </w:pPr>
+      <w:r>
+        <w:t xml:space="preserve">SNEZHANA: Спишь лучше… Это я понимаю, потому что я уже третий месяц не сплю из-за одной клиентки.</w:t>
+      </w:r>
+    </w:p>
+    <w:p>
+      <w:pPr>
+        <w:pStyle w:val="BodyText"/>
+      </w:pPr>
+      <w:r>
+        <w:t xml:space="preserve">KORNILOVA: Снежана, задержитесь после занятия и расскажите мне про эту клиентку, одна, без группы.</w:t>
+      </w:r>
+    </w:p>
+    <w:p>
+      <w:pPr>
+        <w:pStyle w:val="BodyText"/>
+      </w:pPr>
+      <w:r>
+        <w:t xml:space="preserve">SNEZHANA: Вы правда её посмотрите? Серьёзно?</w:t>
+      </w:r>
+    </w:p>
+    <w:p>
+      <w:pPr>
+        <w:pStyle w:val="BodyText"/>
+      </w:pPr>
+      <w:r>
+        <w:t xml:space="preserve">KORNILOVA: Я здесь именно для этого, а вовсе не для лекции.</w:t>
+      </w:r>
+    </w:p>
+    <w:p>
+      <w:pPr>
+        <w:pStyle w:val="BodyText"/>
+      </w:pPr>
+      <w:r>
+        <w:t xml:space="preserve">SNEZHANA: Спасибо вам. Я… тогда задержусь, одна.</w:t>
       </w:r>
     </w:p>
     <w:bookmarkEnd w:id="23"/>
@@ -2041,191 +2041,191 @@
         <w:pStyle w:val="BodyText"/>
       </w:pPr>
       <w:r>
-        <w:t xml:space="preserve">DIMA: Она занята. Занятие. Вы по какому вопросу?</w:t>
-      </w:r>
-    </w:p>
-    <w:p>
-      <w:pPr>
-        <w:pStyle w:val="BodyText"/>
-      </w:pPr>
-      <w:r>
-        <w:t xml:space="preserve">LAPTEVA: По анонимному письму. Пишут, что дистрибьютор «Мост» платит врачам откаты. Двадцать семь тысяч в день, под видом обучения. Письмо пришло в редакцию в среду, без подписи и без обратного адреса.</w:t>
-      </w:r>
-    </w:p>
-    <w:p>
-      <w:pPr>
-        <w:pStyle w:val="BodyText"/>
-      </w:pPr>
-      <w:r>
-        <w:t xml:space="preserve">DIMA: Анонимное. Понятно. Подождите здесь. Я позову директора.</w:t>
-      </w:r>
-    </w:p>
-    <w:p>
-      <w:pPr>
-        <w:pStyle w:val="BodyText"/>
-      </w:pPr>
-      <w:r>
-        <w:t xml:space="preserve">ALEKSEY: Алексей Воронцов, директор. Вы по поводу «откатов»?</w:t>
-      </w:r>
-    </w:p>
-    <w:p>
-      <w:pPr>
-        <w:pStyle w:val="BodyText"/>
-      </w:pPr>
-      <w:r>
-        <w:t xml:space="preserve">LAPTEVA: Именно. Я обязана проверить. Покажете договоры? Или откажетесь?</w:t>
-      </w:r>
-    </w:p>
-    <w:p>
-      <w:pPr>
-        <w:pStyle w:val="BodyText"/>
-      </w:pPr>
-      <w:r>
-        <w:t xml:space="preserve">ALEKSEY: Покажу. Все. Ирина Сергеевна принесёт папку. А пока — хотите посмотреть, за что мы платим?</w:t>
-      </w:r>
-    </w:p>
-    <w:p>
-      <w:pPr>
-        <w:pStyle w:val="BodyText"/>
-      </w:pPr>
-      <w:r>
-        <w:t xml:space="preserve">LAPTEVA: Посмотреть? Что именно?</w:t>
-      </w:r>
-    </w:p>
-    <w:p>
-      <w:pPr>
-        <w:pStyle w:val="BodyText"/>
-      </w:pPr>
-      <w:r>
-        <w:t xml:space="preserve">ALEKSEY: Прямо сейчас там занятие. Сорок мастеров. Бесплатно. Без бренда. Ведёт бывший мастер, доктор Корнилова рядом.</w:t>
-      </w:r>
-    </w:p>
-    <w:p>
-      <w:pPr>
-        <w:pStyle w:val="BodyText"/>
-      </w:pPr>
-      <w:r>
-        <w:t xml:space="preserve">LAPTEVA: Мастеров? Не врачей? Вы учите мастеров колоть?</w:t>
-      </w:r>
-    </w:p>
-    <w:p>
-      <w:pPr>
-        <w:pStyle w:val="BodyText"/>
-      </w:pPr>
-      <w:r>
-        <w:t xml:space="preserve">ALEKSEY: Не колоть. Видеть беду и звонить. Первая строчка на экране — «Инъекции вправе проводить только врачи». Можете проверить сами. Сядьте в последний ряд и просто слушайте.</w:t>
-      </w:r>
-    </w:p>
-    <w:p>
-      <w:pPr>
-        <w:pStyle w:val="BodyText"/>
-      </w:pPr>
-      <w:r>
-        <w:t xml:space="preserve">LAPTEVA: Я проверю. Я всё проверяю. Это моя работа.</w:t>
-      </w:r>
-    </w:p>
-    <w:p>
-      <w:pPr>
-        <w:pStyle w:val="BodyText"/>
-      </w:pPr>
-      <w:r>
-        <w:t xml:space="preserve">IRINA: Вот папка. Договоры с тренерами. Одинаковая ставка. Индексация. Ни одного процента с продаж.</w:t>
-      </w:r>
-    </w:p>
-    <w:p>
-      <w:pPr>
-        <w:pStyle w:val="BodyText"/>
-      </w:pPr>
-      <w:r>
-        <w:t xml:space="preserve">LAPTEVA: Двадцать семь тысяч двести пятьдесят. Это правда. Сумма совпадает с письмом.</w:t>
-      </w:r>
-    </w:p>
-    <w:p>
-      <w:pPr>
-        <w:pStyle w:val="BodyText"/>
-      </w:pPr>
-      <w:r>
-        <w:t xml:space="preserve">IRINA: Сумма совпадает. Слово — нет. Откат — процент с продаж. Здесь процента нет. Пункт четыре.</w:t>
-      </w:r>
-    </w:p>
-    <w:p>
-      <w:pPr>
-        <w:pStyle w:val="BodyText"/>
-      </w:pPr>
-      <w:r>
-        <w:t xml:space="preserve">LAPTEVA: Пункт четыре. Вижу. А кто ещё получает такую ставку?</w:t>
-      </w:r>
-    </w:p>
-    <w:p>
-      <w:pPr>
-        <w:pStyle w:val="BodyText"/>
-      </w:pPr>
-      <w:r>
-        <w:t xml:space="preserve">IRINA: Три тренера. Корнилова, Алина, Фомина. Кристина — двадцать тысяч за занятие.</w:t>
-      </w:r>
-    </w:p>
-    <w:p>
-      <w:pPr>
-        <w:pStyle w:val="BodyText"/>
-      </w:pPr>
-      <w:r>
-        <w:t xml:space="preserve">LAPTEVA: Кристина? Та самая, из эфира? Которая вас называла лжецами?</w:t>
-      </w:r>
-    </w:p>
-    <w:p>
-      <w:pPr>
-        <w:pStyle w:val="BodyText"/>
-      </w:pPr>
-      <w:r>
-        <w:t xml:space="preserve">IRINA: Та самая. Теперь — с договором. Без процентов.</w:t>
-      </w:r>
-    </w:p>
-    <w:p>
-      <w:pPr>
-        <w:pStyle w:val="BodyText"/>
-      </w:pPr>
-      <w:r>
-        <w:t xml:space="preserve">LAPTEVA: Можно войти? Без камеры.</w:t>
-      </w:r>
-    </w:p>
-    <w:p>
-      <w:pPr>
-        <w:pStyle w:val="BodyText"/>
-      </w:pPr>
-      <w:r>
-        <w:t xml:space="preserve">ALEKSEY: Можно. Без камеры. Если захотите кого-то процитировать — спросите разрешения у человека.</w:t>
-      </w:r>
-    </w:p>
-    <w:p>
-      <w:pPr>
-        <w:pStyle w:val="BodyText"/>
-      </w:pPr>
-      <w:r>
-        <w:t xml:space="preserve">LAPTEVA: Я знаю правила. Но спасибо, что сказали. Обычно меня в такие места не пускают.</w:t>
-      </w:r>
-    </w:p>
-    <w:p>
-      <w:pPr>
-        <w:pStyle w:val="BodyText"/>
-      </w:pPr>
-      <w:r>
-        <w:t xml:space="preserve">DIMA: Почему?</w:t>
-      </w:r>
-    </w:p>
-    <w:p>
-      <w:pPr>
-        <w:pStyle w:val="BodyText"/>
-      </w:pPr>
-      <w:r>
-        <w:t xml:space="preserve">LAPTEVA: Потому что там обычно есть что прятать. Я вошла бы в любом случае. Через окно.</w:t>
-      </w:r>
-    </w:p>
-    <w:p>
-      <w:pPr>
-        <w:pStyle w:val="BodyText"/>
-      </w:pPr>
-      <w:r>
-        <w:t xml:space="preserve">ALEKSEY: Окна у нас тоже открыты. Проходите.</w:t>
+        <w:t xml:space="preserve">DIMA: Она сейчас занята, у неё занятие. А по какому вы вопросу?</w:t>
+      </w:r>
+    </w:p>
+    <w:p>
+      <w:pPr>
+        <w:pStyle w:val="BodyText"/>
+      </w:pPr>
+      <w:r>
+        <w:t xml:space="preserve">LAPTEVA: По анонимному письму. В нём пишут, что дистрибьютор «Мост» платит врачам откаты: двадцать семь тысяч в день, под видом обучения. Письмо пришло в редакцию в среду, без подписи и без обратного адреса.</w:t>
+      </w:r>
+    </w:p>
+    <w:p>
+      <w:pPr>
+        <w:pStyle w:val="BodyText"/>
+      </w:pPr>
+      <w:r>
+        <w:t xml:space="preserve">DIMA: Анонимное, понятно. Подождите, пожалуйста, здесь, я позову директора.</w:t>
+      </w:r>
+    </w:p>
+    <w:p>
+      <w:pPr>
+        <w:pStyle w:val="BodyText"/>
+      </w:pPr>
+      <w:r>
+        <w:t xml:space="preserve">ALEKSEY: Алексей Воронцов, директор. Вы пришли по поводу «откатов»?</w:t>
+      </w:r>
+    </w:p>
+    <w:p>
+      <w:pPr>
+        <w:pStyle w:val="BodyText"/>
+      </w:pPr>
+      <w:r>
+        <w:t xml:space="preserve">LAPTEVA: Именно так. Я обязана это проверить. Вы покажете договоры или откажетесь?</w:t>
+      </w:r>
+    </w:p>
+    <w:p>
+      <w:pPr>
+        <w:pStyle w:val="BodyText"/>
+      </w:pPr>
+      <w:r>
+        <w:t xml:space="preserve">ALEKSEY: Покажу, все до одного, Ирина Сергеевна сейчас принесёт папку. А пока не хотите посмотреть, за что именно мы платим?</w:t>
+      </w:r>
+    </w:p>
+    <w:p>
+      <w:pPr>
+        <w:pStyle w:val="BodyText"/>
+      </w:pPr>
+      <w:r>
+        <w:t xml:space="preserve">LAPTEVA: Посмотреть? А что именно я должна увидеть?</w:t>
+      </w:r>
+    </w:p>
+    <w:p>
+      <w:pPr>
+        <w:pStyle w:val="BodyText"/>
+      </w:pPr>
+      <w:r>
+        <w:t xml:space="preserve">ALEKSEY: Прямо сейчас там идёт занятие для сорока мастеров, бесплатно и без бренда. Ведёт бывший мастер, а доктор Корнилова сидит рядом.</w:t>
+      </w:r>
+    </w:p>
+    <w:p>
+      <w:pPr>
+        <w:pStyle w:val="BodyText"/>
+      </w:pPr>
+      <w:r>
+        <w:t xml:space="preserve">LAPTEVA: Для мастеров, а не для врачей? Вы что, учите мастеров колоть?</w:t>
+      </w:r>
+    </w:p>
+    <w:p>
+      <w:pPr>
+        <w:pStyle w:val="BodyText"/>
+      </w:pPr>
+      <w:r>
+        <w:t xml:space="preserve">ALEKSEY: Не колоть, а видеть беду и звонить. Первая строчка на экране — «Инъекции вправе проводить только врачи». Можете проверить это сами. Сядьте в последний ряд и просто послушайте, никто вам не помешает.</w:t>
+      </w:r>
+    </w:p>
+    <w:p>
+      <w:pPr>
+        <w:pStyle w:val="BodyText"/>
+      </w:pPr>
+      <w:r>
+        <w:t xml:space="preserve">LAPTEVA: Я проверю. Я всё проверяю, это моя работа.</w:t>
+      </w:r>
+    </w:p>
+    <w:p>
+      <w:pPr>
+        <w:pStyle w:val="BodyText"/>
+      </w:pPr>
+      <w:r>
+        <w:t xml:space="preserve">IRINA: Вот папка с договорами тренеров. Ставка у всех одинаковая, есть индексация, и нет ни одного процента с продаж.</w:t>
+      </w:r>
+    </w:p>
+    <w:p>
+      <w:pPr>
+        <w:pStyle w:val="BodyText"/>
+      </w:pPr>
+      <w:r>
+        <w:t xml:space="preserve">LAPTEVA: Двадцать семь тысяч двести пятьдесят… Это правда, сумма совпадает с письмом.</w:t>
+      </w:r>
+    </w:p>
+    <w:p>
+      <w:pPr>
+        <w:pStyle w:val="BodyText"/>
+      </w:pPr>
+      <w:r>
+        <w:t xml:space="preserve">IRINA: Сумма совпадает. Слово — нет. Откат — это процент с продаж, а здесь процента нет, смотрите пункт четыре.</w:t>
+      </w:r>
+    </w:p>
+    <w:p>
+      <w:pPr>
+        <w:pStyle w:val="BodyText"/>
+      </w:pPr>
+      <w:r>
+        <w:t xml:space="preserve">LAPTEVA: Пункт четыре, вижу. А кто ещё получает такую ставку?</w:t>
+      </w:r>
+    </w:p>
+    <w:p>
+      <w:pPr>
+        <w:pStyle w:val="BodyText"/>
+      </w:pPr>
+      <w:r>
+        <w:t xml:space="preserve">IRINA: Три тренера: Корнилова, Алина и Фомина. А Кристина получает двадцать тысяч за занятие.</w:t>
+      </w:r>
+    </w:p>
+    <w:p>
+      <w:pPr>
+        <w:pStyle w:val="BodyText"/>
+      </w:pPr>
+      <w:r>
+        <w:t xml:space="preserve">LAPTEVA: Кристина? Та самая, из эфира, которая называла вас лжецами?</w:t>
+      </w:r>
+    </w:p>
+    <w:p>
+      <w:pPr>
+        <w:pStyle w:val="BodyText"/>
+      </w:pPr>
+      <w:r>
+        <w:t xml:space="preserve">IRINA: Та самая. Только теперь у неё есть договор, и тоже без процентов.</w:t>
+      </w:r>
+    </w:p>
+    <w:p>
+      <w:pPr>
+        <w:pStyle w:val="BodyText"/>
+      </w:pPr>
+      <w:r>
+        <w:t xml:space="preserve">LAPTEVA: Можно мне войти? Без камеры, конечно.</w:t>
+      </w:r>
+    </w:p>
+    <w:p>
+      <w:pPr>
+        <w:pStyle w:val="BodyText"/>
+      </w:pPr>
+      <w:r>
+        <w:t xml:space="preserve">ALEKSEY: Можно, без камеры. Если захотите кого-то процитировать, спросите разрешения у этого человека.</w:t>
+      </w:r>
+    </w:p>
+    <w:p>
+      <w:pPr>
+        <w:pStyle w:val="BodyText"/>
+      </w:pPr>
+      <w:r>
+        <w:t xml:space="preserve">LAPTEVA: Я знаю правила, но спасибо, что сказали. Обычно меня в такие места не пускают.</w:t>
+      </w:r>
+    </w:p>
+    <w:p>
+      <w:pPr>
+        <w:pStyle w:val="BodyText"/>
+      </w:pPr>
+      <w:r>
+        <w:t xml:space="preserve">DIMA: А почему вас не пускают?</w:t>
+      </w:r>
+    </w:p>
+    <w:p>
+      <w:pPr>
+        <w:pStyle w:val="BodyText"/>
+      </w:pPr>
+      <w:r>
+        <w:t xml:space="preserve">LAPTEVA: Потому что там обычно есть что прятать. Но я бы вошла в любом случае, хоть через окно.</w:t>
+      </w:r>
+    </w:p>
+    <w:p>
+      <w:pPr>
+        <w:pStyle w:val="BodyText"/>
+      </w:pPr>
+      <w:r>
+        <w:t xml:space="preserve">ALEKSEY: Окна у нас тоже открыты. Проходите, пожалуйста.</w:t>
       </w:r>
     </w:p>
     <w:bookmarkEnd w:id="24"/>
@@ -2243,39 +2243,39 @@
         <w:pStyle w:val="FirstParagraph"/>
       </w:pPr>
       <w:r>
-        <w:t xml:space="preserve">LAPTEVA: Я просидела три часа. Доктор Корнилова, можно вопрос?</w:t>
-      </w:r>
-    </w:p>
-    <w:p>
-      <w:pPr>
-        <w:pStyle w:val="BodyText"/>
-      </w:pPr>
-      <w:r>
-        <w:t xml:space="preserve">KORNILOVA: Один. Я устала.</w:t>
-      </w:r>
-    </w:p>
-    <w:p>
-      <w:pPr>
-        <w:pStyle w:val="BodyText"/>
-      </w:pPr>
-      <w:r>
-        <w:t xml:space="preserve">LAPTEVA: Вам действительно платят двадцать семь тысяч за то, что я видела?</w:t>
-      </w:r>
-    </w:p>
-    <w:p>
-      <w:pPr>
-        <w:pStyle w:val="BodyText"/>
-      </w:pPr>
-      <w:r>
-        <w:t xml:space="preserve">KORNILOVA: Мне платят двадцать семь тысяч за обучение врачей. Сегодняшнее — бесплатно. Я здесь как врач, не как тренер. Врачам за то, что они врачи, не платят.</w:t>
-      </w:r>
-    </w:p>
-    <w:p>
-      <w:pPr>
-        <w:pStyle w:val="BodyText"/>
-      </w:pPr>
-      <w:r>
-        <w:t xml:space="preserve">LAPTEVA: Бесплатно. А анонимное письмо?</w:t>
+        <w:t xml:space="preserve">LAPTEVA: Я просидела здесь три часа. Доктор Корнилова, можно задать вам вопрос?</w:t>
+      </w:r>
+    </w:p>
+    <w:p>
+      <w:pPr>
+        <w:pStyle w:val="BodyText"/>
+      </w:pPr>
+      <w:r>
+        <w:t xml:space="preserve">KORNILOVA: Только один, потому что я очень устала.</w:t>
+      </w:r>
+    </w:p>
+    <w:p>
+      <w:pPr>
+        <w:pStyle w:val="BodyText"/>
+      </w:pPr>
+      <w:r>
+        <w:t xml:space="preserve">LAPTEVA: Вам действительно платят двадцать семь тысяч за то, что я сейчас видела?</w:t>
+      </w:r>
+    </w:p>
+    <w:p>
+      <w:pPr>
+        <w:pStyle w:val="BodyText"/>
+      </w:pPr>
+      <w:r>
+        <w:t xml:space="preserve">KORNILOVA: Мне платят двадцать семь тысяч за обучение врачей, а сегодняшнее занятие бесплатное. Я здесь как врач, а не как тренер. Врачам не платят за то, что они врачи, это просто наша работа.</w:t>
+      </w:r>
+    </w:p>
+    <w:p>
+      <w:pPr>
+        <w:pStyle w:val="BodyText"/>
+      </w:pPr>
+      <w:r>
+        <w:t xml:space="preserve">LAPTEVA: Бесплатно… А что вы скажете про анонимное письмо?</w:t>
       </w:r>
     </w:p>
     <w:p>
@@ -2291,71 +2291,71 @@
         <w:pStyle w:val="BodyText"/>
       </w:pPr>
       <w:r>
-        <w:t xml:space="preserve">LAPTEVA: Алексей Николаевич, я хочу интервью. Настоящее. Со всеми. С Кристиной тоже.</w:t>
-      </w:r>
-    </w:p>
-    <w:p>
-      <w:pPr>
-        <w:pStyle w:val="BodyText"/>
-      </w:pPr>
-      <w:r>
-        <w:t xml:space="preserve">ALEKSEY: С Кристиной — если она согласится. Без вопросов про следствие.</w:t>
-      </w:r>
-    </w:p>
-    <w:p>
-      <w:pPr>
-        <w:pStyle w:val="BodyText"/>
-      </w:pPr>
-      <w:r>
-        <w:t xml:space="preserve">LAPTEVA: Про следствие я знаю больше вас. Не беспокойтесь. Я спрошу про другое.</w:t>
-      </w:r>
-    </w:p>
-    <w:p>
-      <w:pPr>
-        <w:pStyle w:val="BodyText"/>
-      </w:pPr>
-      <w:r>
-        <w:t xml:space="preserve">KRISTINA: Про что?</w:t>
-      </w:r>
-    </w:p>
-    <w:p>
-      <w:pPr>
-        <w:pStyle w:val="BodyText"/>
-      </w:pPr>
-      <w:r>
-        <w:t xml:space="preserve">LAPTEVA: Про то, как человек, который три года учил неправильно, теперь учит правильно. Это редкая история.</w:t>
-      </w:r>
-    </w:p>
-    <w:p>
-      <w:pPr>
-        <w:pStyle w:val="BodyText"/>
-      </w:pPr>
-      <w:r>
-        <w:t xml:space="preserve">KRISTINA: Я согласна. Только одно условие. Напишите номер линии. Крупно.</w:t>
-      </w:r>
-    </w:p>
-    <w:p>
-      <w:pPr>
-        <w:pStyle w:val="BodyText"/>
-      </w:pPr>
-      <w:r>
-        <w:t xml:space="preserve">LAPTEVA: Крупно не обещаю. Редактор решает. Но номер будет.</w:t>
-      </w:r>
-    </w:p>
-    <w:p>
-      <w:pPr>
-        <w:pStyle w:val="BodyText"/>
-      </w:pPr>
-      <w:r>
-        <w:t xml:space="preserve">SNEZHANA: Кристина. Доктор посмотрела мою клиентку по фото. Узел. Завтра мы едем в Сокольники.</w:t>
-      </w:r>
-    </w:p>
-    <w:p>
-      <w:pPr>
-        <w:pStyle w:val="BodyText"/>
-      </w:pPr>
-      <w:r>
-        <w:t xml:space="preserve">KORNILOVA: Сорок мастеров. Одна Снежана. Одна клиентка. Это уже стоило дня.</w:t>
+        <w:t xml:space="preserve">LAPTEVA: Алексей Николаевич, я хочу сделать интервью, настоящее, со всеми, и с Кристиной тоже.</w:t>
+      </w:r>
+    </w:p>
+    <w:p>
+      <w:pPr>
+        <w:pStyle w:val="BodyText"/>
+      </w:pPr>
+      <w:r>
+        <w:t xml:space="preserve">ALEKSEY: С Кристиной, только если она согласится, и без вопросов про следствие.</w:t>
+      </w:r>
+    </w:p>
+    <w:p>
+      <w:pPr>
+        <w:pStyle w:val="BodyText"/>
+      </w:pPr>
+      <w:r>
+        <w:t xml:space="preserve">LAPTEVA: Про следствие я знаю больше вас, так что не беспокойтесь. Я спрошу о другом.</w:t>
+      </w:r>
+    </w:p>
+    <w:p>
+      <w:pPr>
+        <w:pStyle w:val="BodyText"/>
+      </w:pPr>
+      <w:r>
+        <w:t xml:space="preserve">KRISTINA: А о чём именно вы хотите спросить?</w:t>
+      </w:r>
+    </w:p>
+    <w:p>
+      <w:pPr>
+        <w:pStyle w:val="BodyText"/>
+      </w:pPr>
+      <w:r>
+        <w:t xml:space="preserve">LAPTEVA: О том, как человек, который три года учил неправильно, теперь учит правильно. Это редкая история.</w:t>
+      </w:r>
+    </w:p>
+    <w:p>
+      <w:pPr>
+        <w:pStyle w:val="BodyText"/>
+      </w:pPr>
+      <w:r>
+        <w:t xml:space="preserve">KRISTINA: Я согласна, но у меня одно условие: напишите номер линии, и крупно.</w:t>
+      </w:r>
+    </w:p>
+    <w:p>
+      <w:pPr>
+        <w:pStyle w:val="BodyText"/>
+      </w:pPr>
+      <w:r>
+        <w:t xml:space="preserve">LAPTEVA: Крупно не обещаю, это решает редактор. Но номер будет обязательно.</w:t>
+      </w:r>
+    </w:p>
+    <w:p>
+      <w:pPr>
+        <w:pStyle w:val="BodyText"/>
+      </w:pPr>
+      <w:r>
+        <w:t xml:space="preserve">SNEZHANA: Кристина, доктор посмотрела мою клиентку по фото, и у неё узел. Завтра мы едем в Сокольники.</w:t>
+      </w:r>
+    </w:p>
+    <w:p>
+      <w:pPr>
+        <w:pStyle w:val="BodyText"/>
+      </w:pPr>
+      <w:r>
+        <w:t xml:space="preserve">KORNILOVA: Сорок мастеров, одна Снежана и одна клиентка. Ради этого уже стоило провести весь этот день.</w:t>
       </w:r>
     </w:p>
     <w:p>
@@ -3211,10 +3211,320 @@
         <w:t xml:space="preserve">“</w:t>
       </w:r>
       <w:r>
-        <w:t xml:space="preserve">Мы не учим процедурам. Мы учим смотреть и звонить. Как курсы первой помощи. Там тоже учат не врачей, а водителей, учителей, продавцов. И никто не говорит, что это опасно.</w:t>
+        <w:t xml:space="preserve">Мы не учим процедурам. Мы учим смотреть и звонить. Как курсы первой помощи. Там тоже учат не врачей, а водителей, учителей, продавцов. И никто не говорит, что это опасно, потому что все понимают, зачем это нужно.</w:t>
       </w:r>
       <w:r>
         <w:t xml:space="preserve">”</w:t>
+      </w:r>
+    </w:p>
+    <w:tbl>
+      <w:tblPr>
+        <w:tblStyle w:val="Table"/>
+        <w:tblW w:type="pct" w:w="5000"/>
+        <w:tblLook w:firstRow="1" w:lastRow="0" w:firstColumn="0" w:lastColumn="0" w:noHBand="0" w:noVBand="0" w:val="0020"/>
+        <w:jc w:val="start"/>
+      </w:tblPr>
+      <w:tblGrid>
+        <w:gridCol w:w="2640"/>
+        <w:gridCol w:w="2640"/>
+        <w:gridCol w:w="2640"/>
+      </w:tblGrid>
+      <w:tr>
+        <w:trPr>
+          <w:tblHeader w:val="true"/>
+        </w:trPr>
+        <w:tc>
+          <w:tcPr/>
+          <w:p>
+            <w:pPr>
+              <w:pStyle w:val="Compact"/>
+              <w:jc w:val="left"/>
+            </w:pPr>
+            <w:r>
+              <w:t xml:space="preserve">구조</w:t>
+            </w:r>
+          </w:p>
+        </w:tc>
+        <w:tc>
+          <w:tcPr/>
+          <w:p>
+            <w:pPr>
+              <w:pStyle w:val="Compact"/>
+              <w:jc w:val="left"/>
+            </w:pPr>
+            <w:r>
+              <w:t xml:space="preserve">러시아어</w:t>
+            </w:r>
+          </w:p>
+        </w:tc>
+        <w:tc>
+          <w:tcPr/>
+          <w:p>
+            <w:pPr>
+              <w:pStyle w:val="Compact"/>
+              <w:jc w:val="left"/>
+            </w:pPr>
+            <w:r>
+              <w:t xml:space="preserve">기능</w:t>
+            </w:r>
+          </w:p>
+        </w:tc>
+      </w:tr>
+      <w:tr>
+        <w:tc>
+          <w:tcPr/>
+          <w:p>
+            <w:pPr>
+              <w:pStyle w:val="Compact"/>
+              <w:jc w:val="left"/>
+            </w:pPr>
+            <w:r>
+              <w:t xml:space="preserve">① 부정</w:t>
+            </w:r>
+          </w:p>
+        </w:tc>
+        <w:tc>
+          <w:tcPr/>
+          <w:p>
+            <w:pPr>
+              <w:pStyle w:val="Compact"/>
+              <w:jc w:val="left"/>
+            </w:pPr>
+            <w:r>
+              <w:t xml:space="preserve">Мы не учим процедурам.</w:t>
+            </w:r>
+          </w:p>
+        </w:tc>
+        <w:tc>
+          <w:tcPr/>
+          <w:p>
+            <w:pPr>
+              <w:pStyle w:val="Compact"/>
+              <w:jc w:val="left"/>
+            </w:pPr>
+            <w:r>
+              <w:t xml:space="preserve">учить + 여격(무엇을)</w:t>
+            </w:r>
+          </w:p>
+        </w:tc>
+      </w:tr>
+      <w:tr>
+        <w:tc>
+          <w:tcPr/>
+          <w:p>
+            <w:pPr>
+              <w:pStyle w:val="Compact"/>
+              <w:jc w:val="left"/>
+            </w:pPr>
+            <w:r>
+              <w:t xml:space="preserve">② 정의</w:t>
+            </w:r>
+          </w:p>
+        </w:tc>
+        <w:tc>
+          <w:tcPr/>
+          <w:p>
+            <w:pPr>
+              <w:pStyle w:val="Compact"/>
+              <w:jc w:val="left"/>
+            </w:pPr>
+            <w:r>
+              <w:t xml:space="preserve">Мы учим смотреть и звонить.</w:t>
+            </w:r>
+          </w:p>
+        </w:tc>
+        <w:tc>
+          <w:tcPr/>
+          <w:p>
+            <w:pPr>
+              <w:pStyle w:val="Compact"/>
+              <w:jc w:val="left"/>
+            </w:pPr>
+            <w:r>
+              <w:t xml:space="preserve">учить + 부정사</w:t>
+            </w:r>
+          </w:p>
+        </w:tc>
+      </w:tr>
+      <w:tr>
+        <w:tc>
+          <w:tcPr/>
+          <w:p>
+            <w:pPr>
+              <w:pStyle w:val="Compact"/>
+              <w:jc w:val="left"/>
+            </w:pPr>
+            <w:r>
+              <w:t xml:space="preserve">③ 비유</w:t>
+            </w:r>
+          </w:p>
+        </w:tc>
+        <w:tc>
+          <w:tcPr/>
+          <w:p>
+            <w:pPr>
+              <w:pStyle w:val="Compact"/>
+              <w:jc w:val="left"/>
+            </w:pPr>
+            <w:r>
+              <w:t xml:space="preserve">Как курсы первой помощи.</w:t>
+            </w:r>
+          </w:p>
+        </w:tc>
+        <w:tc>
+          <w:tcPr/>
+          <w:p>
+            <w:pPr>
+              <w:pStyle w:val="Compact"/>
+              <w:jc w:val="left"/>
+            </w:pPr>
+            <w:r>
+              <w:t xml:space="preserve">как + 주격</w:t>
+            </w:r>
+          </w:p>
+        </w:tc>
+      </w:tr>
+      <w:tr>
+        <w:tc>
+          <w:tcPr/>
+          <w:p>
+            <w:pPr>
+              <w:pStyle w:val="Compact"/>
+              <w:jc w:val="left"/>
+            </w:pPr>
+            <w:r>
+              <w:t xml:space="preserve">④ 근거</w:t>
+            </w:r>
+          </w:p>
+        </w:tc>
+        <w:tc>
+          <w:tcPr/>
+          <w:p>
+            <w:pPr>
+              <w:pStyle w:val="Compact"/>
+              <w:jc w:val="left"/>
+            </w:pPr>
+            <w:r>
+              <w:t xml:space="preserve">Там тоже учат не врачей, а водителей…</w:t>
+            </w:r>
+          </w:p>
+        </w:tc>
+        <w:tc>
+          <w:tcPr/>
+          <w:p>
+            <w:pPr>
+              <w:pStyle w:val="Compact"/>
+              <w:jc w:val="left"/>
+            </w:pPr>
+            <w:r>
+              <w:t xml:space="preserve">не… а… + 대격 나열</w:t>
+            </w:r>
+          </w:p>
+        </w:tc>
+      </w:tr>
+      <w:tr>
+        <w:tc>
+          <w:tcPr/>
+          <w:p>
+            <w:pPr>
+              <w:pStyle w:val="Compact"/>
+              <w:jc w:val="left"/>
+            </w:pPr>
+            <w:r>
+              <w:t xml:space="preserve">⑤ 반박·이유</w:t>
+            </w:r>
+          </w:p>
+        </w:tc>
+        <w:tc>
+          <w:tcPr/>
+          <w:p>
+            <w:pPr>
+              <w:pStyle w:val="Compact"/>
+              <w:jc w:val="left"/>
+            </w:pPr>
+            <w:r>
+              <w:t xml:space="preserve">И никто не говорит, что это опасно, потому что все понимают, зачем это нужно.</w:t>
+            </w:r>
+          </w:p>
+        </w:tc>
+        <w:tc>
+          <w:tcPr/>
+          <w:p>
+            <w:pPr>
+              <w:pStyle w:val="Compact"/>
+              <w:jc w:val="left"/>
+            </w:pPr>
+            <w:r>
+              <w:t xml:space="preserve">이중 부정(никто не) + потому что + 간접 의문(зачем)</w:t>
+            </w:r>
+          </w:p>
+        </w:tc>
+      </w:tr>
+    </w:tbl>
+    <w:p>
+      <w:pPr>
+        <w:pStyle w:val="BodyText"/>
+      </w:pPr>
+      <w:r>
+        <w:rPr>
+          <w:bCs/>
+          <w:b/>
+        </w:rPr>
+        <w:t xml:space="preserve">활용 패턴:</w:t>
+      </w:r>
+      <w:r>
+        <w:t xml:space="preserve"> </w:t>
+      </w:r>
+      <w:r>
+        <w:t xml:space="preserve">“</w:t>
+      </w:r>
+      <w:r>
+        <w:t xml:space="preserve">Мы не… Мы… Как… Там тоже… не…, а… И никто не говорит, что…, потому что все понимают, зачем…</w:t>
+      </w:r>
+      <w:r>
+        <w:t xml:space="preserve">”</w:t>
+      </w:r>
+      <w:r>
+        <w:t xml:space="preserve"> </w:t>
+      </w:r>
+      <w:r>
+        <w:rPr>
+          <w:bCs/>
+          <w:b/>
+        </w:rPr>
+        <w:t xml:space="preserve">연결 표현:</w:t>
+      </w:r>
+      <w:r>
+        <w:t xml:space="preserve"> </w:t>
+      </w:r>
+      <w:r>
+        <w:t xml:space="preserve">как · тоже · не… а · потому что · зачем</w:t>
+      </w:r>
+      <w:r>
+        <w:t xml:space="preserve"> </w:t>
+      </w:r>
+      <w:r>
+        <w:rPr>
+          <w:bCs/>
+          <w:b/>
+        </w:rPr>
+        <w:t xml:space="preserve">연습:</w:t>
+      </w:r>
+      <w:r>
+        <w:t xml:space="preserve"> </w:t>
+      </w:r>
+      <w:r>
+        <w:t xml:space="preserve">새 프로그램이 위험하다는 반대에 익숙한 사례로 반박하는 30~50단어 발화 만들기.</w:t>
+      </w:r>
+    </w:p>
+    <w:bookmarkEnd w:id="30"/>
+    <w:bookmarkStart w:id="31" w:name="문법강세-노트"/>
+    <w:p>
+      <w:pPr>
+        <w:pStyle w:val="Heading3"/>
+      </w:pPr>
+      <w:r>
+        <w:t xml:space="preserve">⑤ 문법·강세 노트</w:t>
       </w:r>
     </w:p>
     <w:tbl>
@@ -3241,316 +3551,6 @@
               <w:jc w:val="left"/>
             </w:pPr>
             <w:r>
-              <w:t xml:space="preserve">구조</w:t>
-            </w:r>
-          </w:p>
-        </w:tc>
-        <w:tc>
-          <w:tcPr/>
-          <w:p>
-            <w:pPr>
-              <w:pStyle w:val="Compact"/>
-              <w:jc w:val="left"/>
-            </w:pPr>
-            <w:r>
-              <w:t xml:space="preserve">러시아어</w:t>
-            </w:r>
-          </w:p>
-        </w:tc>
-        <w:tc>
-          <w:tcPr/>
-          <w:p>
-            <w:pPr>
-              <w:pStyle w:val="Compact"/>
-              <w:jc w:val="left"/>
-            </w:pPr>
-            <w:r>
-              <w:t xml:space="preserve">기능</w:t>
-            </w:r>
-          </w:p>
-        </w:tc>
-      </w:tr>
-      <w:tr>
-        <w:tc>
-          <w:tcPr/>
-          <w:p>
-            <w:pPr>
-              <w:pStyle w:val="Compact"/>
-              <w:jc w:val="left"/>
-            </w:pPr>
-            <w:r>
-              <w:t xml:space="preserve">① 부정</w:t>
-            </w:r>
-          </w:p>
-        </w:tc>
-        <w:tc>
-          <w:tcPr/>
-          <w:p>
-            <w:pPr>
-              <w:pStyle w:val="Compact"/>
-              <w:jc w:val="left"/>
-            </w:pPr>
-            <w:r>
-              <w:t xml:space="preserve">Мы не учим процедурам.</w:t>
-            </w:r>
-          </w:p>
-        </w:tc>
-        <w:tc>
-          <w:tcPr/>
-          <w:p>
-            <w:pPr>
-              <w:pStyle w:val="Compact"/>
-              <w:jc w:val="left"/>
-            </w:pPr>
-            <w:r>
-              <w:t xml:space="preserve">учить + 여격(무엇을)</w:t>
-            </w:r>
-          </w:p>
-        </w:tc>
-      </w:tr>
-      <w:tr>
-        <w:tc>
-          <w:tcPr/>
-          <w:p>
-            <w:pPr>
-              <w:pStyle w:val="Compact"/>
-              <w:jc w:val="left"/>
-            </w:pPr>
-            <w:r>
-              <w:t xml:space="preserve">② 정의</w:t>
-            </w:r>
-          </w:p>
-        </w:tc>
-        <w:tc>
-          <w:tcPr/>
-          <w:p>
-            <w:pPr>
-              <w:pStyle w:val="Compact"/>
-              <w:jc w:val="left"/>
-            </w:pPr>
-            <w:r>
-              <w:t xml:space="preserve">Мы учим смотреть и звонить.</w:t>
-            </w:r>
-          </w:p>
-        </w:tc>
-        <w:tc>
-          <w:tcPr/>
-          <w:p>
-            <w:pPr>
-              <w:pStyle w:val="Compact"/>
-              <w:jc w:val="left"/>
-            </w:pPr>
-            <w:r>
-              <w:t xml:space="preserve">учить + 부정사</w:t>
-            </w:r>
-          </w:p>
-        </w:tc>
-      </w:tr>
-      <w:tr>
-        <w:tc>
-          <w:tcPr/>
-          <w:p>
-            <w:pPr>
-              <w:pStyle w:val="Compact"/>
-              <w:jc w:val="left"/>
-            </w:pPr>
-            <w:r>
-              <w:t xml:space="preserve">③ 비유</w:t>
-            </w:r>
-          </w:p>
-        </w:tc>
-        <w:tc>
-          <w:tcPr/>
-          <w:p>
-            <w:pPr>
-              <w:pStyle w:val="Compact"/>
-              <w:jc w:val="left"/>
-            </w:pPr>
-            <w:r>
-              <w:t xml:space="preserve">Как курсы первой помощи.</w:t>
-            </w:r>
-          </w:p>
-        </w:tc>
-        <w:tc>
-          <w:tcPr/>
-          <w:p>
-            <w:pPr>
-              <w:pStyle w:val="Compact"/>
-              <w:jc w:val="left"/>
-            </w:pPr>
-            <w:r>
-              <w:t xml:space="preserve">как + 주격</w:t>
-            </w:r>
-          </w:p>
-        </w:tc>
-      </w:tr>
-      <w:tr>
-        <w:tc>
-          <w:tcPr/>
-          <w:p>
-            <w:pPr>
-              <w:pStyle w:val="Compact"/>
-              <w:jc w:val="left"/>
-            </w:pPr>
-            <w:r>
-              <w:t xml:space="preserve">④ 근거</w:t>
-            </w:r>
-          </w:p>
-        </w:tc>
-        <w:tc>
-          <w:tcPr/>
-          <w:p>
-            <w:pPr>
-              <w:pStyle w:val="Compact"/>
-              <w:jc w:val="left"/>
-            </w:pPr>
-            <w:r>
-              <w:t xml:space="preserve">Там тоже учат не врачей, а водителей…</w:t>
-            </w:r>
-          </w:p>
-        </w:tc>
-        <w:tc>
-          <w:tcPr/>
-          <w:p>
-            <w:pPr>
-              <w:pStyle w:val="Compact"/>
-              <w:jc w:val="left"/>
-            </w:pPr>
-            <w:r>
-              <w:t xml:space="preserve">не… а… + 대격 나열</w:t>
-            </w:r>
-          </w:p>
-        </w:tc>
-      </w:tr>
-      <w:tr>
-        <w:tc>
-          <w:tcPr/>
-          <w:p>
-            <w:pPr>
-              <w:pStyle w:val="Compact"/>
-              <w:jc w:val="left"/>
-            </w:pPr>
-            <w:r>
-              <w:t xml:space="preserve">⑤ 반박</w:t>
-            </w:r>
-          </w:p>
-        </w:tc>
-        <w:tc>
-          <w:tcPr/>
-          <w:p>
-            <w:pPr>
-              <w:pStyle w:val="Compact"/>
-              <w:jc w:val="left"/>
-            </w:pPr>
-            <w:r>
-              <w:t xml:space="preserve">И никто не говорит, что это опасно.</w:t>
-            </w:r>
-          </w:p>
-        </w:tc>
-        <w:tc>
-          <w:tcPr/>
-          <w:p>
-            <w:pPr>
-              <w:pStyle w:val="Compact"/>
-              <w:jc w:val="left"/>
-            </w:pPr>
-            <w:r>
-              <w:t xml:space="preserve">이중 부정(никто не)</w:t>
-            </w:r>
-          </w:p>
-        </w:tc>
-      </w:tr>
-    </w:tbl>
-    <w:p>
-      <w:pPr>
-        <w:pStyle w:val="BodyText"/>
-      </w:pPr>
-      <w:r>
-        <w:rPr>
-          <w:bCs/>
-          <w:b/>
-        </w:rPr>
-        <w:t xml:space="preserve">활용 패턴:</w:t>
-      </w:r>
-      <w:r>
-        <w:t xml:space="preserve"> </w:t>
-      </w:r>
-      <w:r>
-        <w:t xml:space="preserve">“</w:t>
-      </w:r>
-      <w:r>
-        <w:t xml:space="preserve">Мы не… Мы… Как… Там тоже… не…, а… И никто не говорит, что…</w:t>
-      </w:r>
-      <w:r>
-        <w:t xml:space="preserve">”</w:t>
-      </w:r>
-      <w:r>
-        <w:t xml:space="preserve"> </w:t>
-      </w:r>
-      <w:r>
-        <w:rPr>
-          <w:bCs/>
-          <w:b/>
-        </w:rPr>
-        <w:t xml:space="preserve">연결 표현:</w:t>
-      </w:r>
-      <w:r>
-        <w:t xml:space="preserve"> </w:t>
-      </w:r>
-      <w:r>
-        <w:t xml:space="preserve">как · тоже · не… а</w:t>
-      </w:r>
-      <w:r>
-        <w:t xml:space="preserve"> </w:t>
-      </w:r>
-      <w:r>
-        <w:rPr>
-          <w:bCs/>
-          <w:b/>
-        </w:rPr>
-        <w:t xml:space="preserve">연습:</w:t>
-      </w:r>
-      <w:r>
-        <w:t xml:space="preserve"> </w:t>
-      </w:r>
-      <w:r>
-        <w:t xml:space="preserve">새 프로그램이 위험하다는 반대에 익숙한 사례로 반박하는 25~30단어 문장 만들기.</w:t>
-      </w:r>
-    </w:p>
-    <w:bookmarkEnd w:id="30"/>
-    <w:bookmarkStart w:id="31" w:name="문법강세-노트"/>
-    <w:p>
-      <w:pPr>
-        <w:pStyle w:val="Heading3"/>
-      </w:pPr>
-      <w:r>
-        <w:t xml:space="preserve">⑤ 문법·강세 노트</w:t>
-      </w:r>
-    </w:p>
-    <w:tbl>
-      <w:tblPr>
-        <w:tblStyle w:val="Table"/>
-        <w:tblW w:type="auto" w:w="0"/>
-        <w:tblLook w:firstRow="1" w:lastRow="0" w:firstColumn="0" w:lastColumn="0" w:noHBand="0" w:noVBand="0" w:val="0020"/>
-        <w:jc w:val="start"/>
-      </w:tblPr>
-      <w:tblGrid>
-        <w:gridCol w:w="2640"/>
-        <w:gridCol w:w="2640"/>
-        <w:gridCol w:w="2640"/>
-      </w:tblGrid>
-      <w:tr>
-        <w:trPr>
-          <w:tblHeader w:val="true"/>
-        </w:trPr>
-        <w:tc>
-          <w:tcPr/>
-          <w:p>
-            <w:pPr>
-              <w:pStyle w:val="Compact"/>
-              <w:jc w:val="left"/>
-            </w:pPr>
-            <w:r>
               <w:t xml:space="preserve">단어</w:t>
             </w:r>
           </w:p>
@@ -4009,119 +4009,119 @@
         <w:pStyle w:val="FirstParagraph"/>
       </w:pPr>
       <w:r>
-        <w:t xml:space="preserve">코르닐로바: 크리스티나. 필기 — 50점 중 47점. 94퍼센트.</w:t>
-      </w:r>
-    </w:p>
-    <w:p>
-      <w:pPr>
-        <w:pStyle w:val="BodyText"/>
-      </w:pPr>
-      <w:r>
-        <w:t xml:space="preserve">크리스티나: 94요? 떨어질 줄 알았어요. 밤새 못 잤어요.</w:t>
-      </w:r>
-    </w:p>
-    <w:p>
-      <w:pPr>
-        <w:pStyle w:val="BodyText"/>
-      </w:pPr>
-      <w:r>
-        <w:t xml:space="preserve">코르닐로바: 틀린 게 셋. 셋 다 한 문제예요. 안면 동맥이 어디로 지나가는지.</w:t>
-      </w:r>
-    </w:p>
-    <w:p>
-      <w:pPr>
-        <w:pStyle w:val="BodyText"/>
-      </w:pPr>
-      <w:r>
-        <w:t xml:space="preserve">크리스티나: 3년 동안 영상에서 그걸 그렸어요. 엉뚱한 데에.</w:t>
-      </w:r>
-    </w:p>
-    <w:p>
-      <w:pPr>
-        <w:pStyle w:val="BodyText"/>
-      </w:pPr>
-      <w:r>
-        <w:t xml:space="preserve">코르닐로바: 이제 어딘지 알죠. 실기 — 사진. 스무 장. 하얀 점, 그물, 결절, 부기, 정상.</w:t>
-      </w:r>
-    </w:p>
-    <w:p>
-      <w:pPr>
-        <w:pStyle w:val="BodyText"/>
-      </w:pPr>
-      <w:r>
-        <w:t xml:space="preserve">크리스티나: 스무 장 다요?</w:t>
-      </w:r>
-    </w:p>
-    <w:p>
-      <w:pPr>
-        <w:pStyle w:val="BodyText"/>
-      </w:pPr>
-      <w:r>
-        <w:t xml:space="preserve">코르닐로바: 열아홉. 정상 하나를 부기라고 했어요. 좋은 실수예요. 놓친 전화보다 쓸데없는 전화가 나아요.</w:t>
-      </w:r>
-    </w:p>
-    <w:p>
-      <w:pPr>
-        <w:pStyle w:val="BodyText"/>
-      </w:pPr>
-      <w:r>
-        <w:t xml:space="preserve">알료나: 저는요? 저도 봤어요.</w:t>
-      </w:r>
-    </w:p>
-    <w:p>
-      <w:pPr>
-        <w:pStyle w:val="BodyText"/>
-      </w:pPr>
-      <w:r>
-        <w:t xml:space="preserve">코르닐로바: 알료나 — 스무 장 다. 필기 — 49점. 한 달 동안 준비했죠.</w:t>
-      </w:r>
-    </w:p>
-    <w:p>
-      <w:pPr>
-        <w:pStyle w:val="BodyText"/>
-      </w:pPr>
-      <w:r>
-        <w:t xml:space="preserve">알료나: 한 달. 매일 아침 8시. 지각 없이.</w:t>
-      </w:r>
-    </w:p>
-    <w:p>
-      <w:pPr>
-        <w:pStyle w:val="BodyText"/>
-      </w:pPr>
-      <w:r>
-        <w:t xml:space="preserve">코르닐로바: 지각 없이. 그래서 여기 있는 거예요.</w:t>
-      </w:r>
-    </w:p>
-    <w:p>
-      <w:pPr>
-        <w:pStyle w:val="BodyText"/>
-      </w:pPr>
-      <w:r>
-        <w:t xml:space="preserve">크리스티나: 그럼 수료증은요? 난 이제… 뭐예요?</w:t>
-      </w:r>
-    </w:p>
-    <w:p>
-      <w:pPr>
-        <w:pStyle w:val="BodyText"/>
-      </w:pPr>
-      <w:r>
-        <w:t xml:space="preserve">코르닐로바: 의사 아님. 전문가 아님. 「프로그램 수강생」. 그리고 한 줄: 「주사 시술 권한 없음」.</w:t>
-      </w:r>
-    </w:p>
-    <w:p>
-      <w:pPr>
-        <w:pStyle w:val="BodyText"/>
-      </w:pPr>
-      <w:r>
-        <w:t xml:space="preserve">크리스티나: 「권한 없음」. 좋아요. 그렇게 써 줘요. 크게.</w:t>
-      </w:r>
-    </w:p>
-    <w:p>
-      <w:pPr>
-        <w:pStyle w:val="BodyText"/>
-      </w:pPr>
-      <w:r>
-        <w:t xml:space="preserve">올가: 크게는 안 돼요. 법이 허용하는 대로 써요. 하지만 쓸 거예요. 한 단어 한 단어 내가 확인할게요.</w:t>
+        <w:t xml:space="preserve">코르닐로바: 크리스티나, 필기는 50점 중 47점, 그러니까 94퍼센트예요.</w:t>
+      </w:r>
+    </w:p>
+    <w:p>
+      <w:pPr>
+        <w:pStyle w:val="BodyText"/>
+      </w:pPr>
+      <w:r>
+        <w:t xml:space="preserve">크리스티나: 94요? 떨어질 줄 알고 밤새 못 잤어요.</w:t>
+      </w:r>
+    </w:p>
+    <w:p>
+      <w:pPr>
+        <w:pStyle w:val="BodyText"/>
+      </w:pPr>
+      <w:r>
+        <w:t xml:space="preserve">코르닐로바: 틀린 게 셋인데, 셋 다 한 문제예요. 안면 동맥이 어디로 지나가는지.</w:t>
+      </w:r>
+    </w:p>
+    <w:p>
+      <w:pPr>
+        <w:pStyle w:val="BodyText"/>
+      </w:pPr>
+      <w:r>
+        <w:t xml:space="preserve">크리스티나: 3년 동안 영상에서 그걸 그렸는데, 알고 보니 완전히 엉뚱한 데에 그렸네요.</w:t>
+      </w:r>
+    </w:p>
+    <w:p>
+      <w:pPr>
+        <w:pStyle w:val="BodyText"/>
+      </w:pPr>
+      <w:r>
+        <w:t xml:space="preserve">코르닐로바: 대신 이제 어디로 지나가는지 알죠. 실기는 사진 스무 장이에요: 하얀 점, 그물, 결절, 부기, 정상.</w:t>
+      </w:r>
+    </w:p>
+    <w:p>
+      <w:pPr>
+        <w:pStyle w:val="BodyText"/>
+      </w:pPr>
+      <w:r>
+        <w:t xml:space="preserve">크리스티나: 몇 개 맞았어요? 스무 장 다요?</w:t>
+      </w:r>
+    </w:p>
+    <w:p>
+      <w:pPr>
+        <w:pStyle w:val="BodyText"/>
+      </w:pPr>
+      <w:r>
+        <w:t xml:space="preserve">코르닐로바: 열아홉이요. 정상 하나를 부기라고 했는데, 그건 좋은 실수예요. 놓친 전화보다 쓸데없는 전화가 나아요.</w:t>
+      </w:r>
+    </w:p>
+    <w:p>
+      <w:pPr>
+        <w:pStyle w:val="BodyText"/>
+      </w:pPr>
+      <w:r>
+        <w:t xml:space="preserve">알료나: 저는 결과가 어때요? 저도 봤잖아요.</w:t>
+      </w:r>
+    </w:p>
+    <w:p>
+      <w:pPr>
+        <w:pStyle w:val="BodyText"/>
+      </w:pPr>
+      <w:r>
+        <w:t xml:space="preserve">코르닐로바: 알료나는 스무 장 다 맞았고, 필기는 49점이에요. 한 달 내내 준비했으니까요.</w:t>
+      </w:r>
+    </w:p>
+    <w:p>
+      <w:pPr>
+        <w:pStyle w:val="BodyText"/>
+      </w:pPr>
+      <w:r>
+        <w:t xml:space="preserve">알료나: 네, 한 달 내내 매일 아침 8시에, 지각 한 번 없이요.</w:t>
+      </w:r>
+    </w:p>
+    <w:p>
+      <w:pPr>
+        <w:pStyle w:val="BodyText"/>
+      </w:pPr>
+      <w:r>
+        <w:t xml:space="preserve">코르닐로바: 지각 없이, 바로 그래서 오늘 여기 있는 거예요.</w:t>
+      </w:r>
+    </w:p>
+    <w:p>
+      <w:pPr>
+        <w:pStyle w:val="BodyText"/>
+      </w:pPr>
+      <w:r>
+        <w:t xml:space="preserve">크리스티나: 그럼 수료증은요? 난 이제 뭐로 불리게 돼요?</w:t>
+      </w:r>
+    </w:p>
+    <w:p>
+      <w:pPr>
+        <w:pStyle w:val="BodyText"/>
+      </w:pPr>
+      <w:r>
+        <w:t xml:space="preserve">코르닐로바: 의사도 전문가도 아니고 그냥 「프로그램 수강생」이에요. 그리고 한 줄이 있어요: 「주사 시술 권한 없음」.</w:t>
+      </w:r>
+    </w:p>
+    <w:p>
+      <w:pPr>
+        <w:pStyle w:val="BodyText"/>
+      </w:pPr>
+      <w:r>
+        <w:t xml:space="preserve">크리스티나: 「권한 없음」… 좋아요, 그렇게 써 줘요, 그것도 크게.</w:t>
+      </w:r>
+    </w:p>
+    <w:p>
+      <w:pPr>
+        <w:pStyle w:val="BodyText"/>
+      </w:pPr>
+      <w:r>
+        <w:t xml:space="preserve">올가: 크게는 아마 안 될 거예요. 법이 허용하는 대로 쓰겠지만 그 줄은 꼭 들어가고, 한 단어 한 단어 내가 직접 확인할게요.</w:t>
       </w:r>
     </w:p>
     <w:bookmarkEnd w:id="33"/>
@@ -4139,255 +4139,255 @@
         <w:pStyle w:val="FirstParagraph"/>
       </w:pPr>
       <w:r>
-        <w:t xml:space="preserve">코르닐로바: 제안이에요. 프로그램 셋. 한 마디로 부르면 — 「모두를 위한 교육」.</w:t>
-      </w:r>
-    </w:p>
-    <w:p>
-      <w:pPr>
-        <w:pStyle w:val="BodyText"/>
-      </w:pPr>
-      <w:r>
-        <w:t xml:space="preserve">이리나: 모두를 위한 — 얼마예요?</w:t>
-      </w:r>
-    </w:p>
-    <w:p>
-      <w:pPr>
-        <w:pStyle w:val="BodyText"/>
-      </w:pPr>
-      <w:r>
-        <w:t xml:space="preserve">코르닐로바: 먼저 무엇을, 그다음 얼마를. 이리나, 3분만 참아요.</w:t>
-      </w:r>
-    </w:p>
-    <w:p>
-      <w:pPr>
-        <w:pStyle w:val="BodyText"/>
-      </w:pPr>
-      <w:r>
-        <w:t xml:space="preserve">이리나: 참을게요. 재고 있어요.</w:t>
-      </w:r>
-    </w:p>
-    <w:p>
-      <w:pPr>
-        <w:pStyle w:val="BodyText"/>
-      </w:pPr>
-      <w:r>
-        <w:t xml:space="preserve">코르닐로바: 첫째 — 지금 그대로. 6모듈, 시험, 인증. 우리 젤을 쓰는 의사용.</w:t>
-      </w:r>
-    </w:p>
-    <w:p>
-      <w:pPr>
-        <w:pStyle w:val="BodyText"/>
-      </w:pPr>
-      <w:r>
-        <w:t xml:space="preserve">알렉세이: 그건 이미 하고 있어요. 2년 동안 의사 180명.</w:t>
-      </w:r>
-    </w:p>
-    <w:p>
-      <w:pPr>
-        <w:pStyle w:val="BodyText"/>
-      </w:pPr>
-      <w:r>
-        <w:t xml:space="preserve">코르닐로바: 둘째 — 새로운 거. 하루. 「합병증: 알아보고 전화하기」. 어느 의사든. 어느 젤이든. 무료.</w:t>
-      </w:r>
-    </w:p>
-    <w:p>
-      <w:pPr>
-        <w:pStyle w:val="BodyText"/>
-      </w:pPr>
-      <w:r>
-        <w:t xml:space="preserve">디마: 어느 젤이든요? 슈빈 젤도? 볼코프 젤도?</w:t>
-      </w:r>
-    </w:p>
-    <w:p>
-      <w:pPr>
-        <w:pStyle w:val="BodyText"/>
-      </w:pPr>
-      <w:r>
-        <w:t xml:space="preserve">코르닐로바: 어느 젤이든. 환자에겐 누구 젤이든 상관없어요. 부처에서 이미 말했잖아요.</w:t>
-      </w:r>
-    </w:p>
-    <w:p>
-      <w:pPr>
-        <w:pStyle w:val="BodyText"/>
-      </w:pPr>
-      <w:r>
-        <w:t xml:space="preserve">올가: 그리고 셋째. 바로 말해요, 옐레나 빅토로브나. 뭔지 알아요.</w:t>
-      </w:r>
-    </w:p>
-    <w:p>
-      <w:pPr>
-        <w:pStyle w:val="BodyText"/>
-      </w:pPr>
-      <w:r>
-        <w:t xml:space="preserve">코르닐로바: 셋째 — 마스터용. 두 시간. 「위험을 보기」. 놓는 게 아니라 — 보기. 하얀 점, 그물, 결절. 그리고 상담선 번호. 크리스티나가 진행해요. 난 옆에 앉아서 필요하면 바로잡고요.</w:t>
-      </w:r>
-    </w:p>
-    <w:p>
-      <w:pPr>
-        <w:pStyle w:val="BodyText"/>
-      </w:pPr>
-      <w:r>
-        <w:t xml:space="preserve">올가: 그거예요. 위험해요. 비의료인에게 의료 행위를 가르친다고 고발당할 수 있어요.</w:t>
-      </w:r>
-    </w:p>
-    <w:p>
-      <w:pPr>
-        <w:pStyle w:val="BodyText"/>
-      </w:pPr>
-      <w:r>
-        <w:t xml:space="preserve">코르닐로바: 시술을 가르치는 게 아니에요. 보고 전화하는 법을 가르치는 거죠. 응급처치 교육처럼요. 거기서도 의사가 아니라 운전기사, 교사, 판매원을 가르쳐요. 그리고 아무도 위험하다고 안 하죠.</w:t>
-      </w:r>
-    </w:p>
-    <w:p>
-      <w:pPr>
-        <w:pStyle w:val="BodyText"/>
-      </w:pPr>
-      <w:r>
-        <w:t xml:space="preserve">올가: 응급처치는 — 법이 있어요. 이건 — 회색 지대예요. 프로그램에 손에 든 주사기 그림이 하나라도 있으면 — 우린 문 닫아요. 그리고 그게 맞는 거예요, 옐레나 빅토로브나.</w:t>
-      </w:r>
-    </w:p>
-    <w:p>
-      <w:pPr>
-        <w:pStyle w:val="BodyText"/>
-      </w:pPr>
-      <w:r>
-        <w:t xml:space="preserve">크리스티나: 하나도 없을 거예요. 내가 직접 챙길게요. 주사기는 — 상자 안에만. 상자의 번호만.</w:t>
-      </w:r>
-    </w:p>
-    <w:p>
-      <w:pPr>
-        <w:pStyle w:val="BodyText"/>
-      </w:pPr>
-      <w:r>
-        <w:t xml:space="preserve">올가: 그리고 모든 자료 첫 줄: 「주사 시술은 의사만 할 수 있습니다」. 크게. 여기는 — 크게.</w:t>
-      </w:r>
-    </w:p>
-    <w:p>
-      <w:pPr>
-        <w:pStyle w:val="BodyText"/>
-      </w:pPr>
-      <w:r>
-        <w:t xml:space="preserve">크리스티나: 크게. 동의해요. 그게 그 애들이 나한테서 처음 들을 말이 될 거예요.</w:t>
-      </w:r>
-    </w:p>
-    <w:p>
-      <w:pPr>
-        <w:pStyle w:val="BodyText"/>
-      </w:pPr>
-      <w:r>
-        <w:t xml:space="preserve">이리나: 3분 지났어요. 이제 — 얼마.</w:t>
-      </w:r>
-    </w:p>
-    <w:p>
-      <w:pPr>
-        <w:pStyle w:val="BodyText"/>
-      </w:pPr>
-      <w:r>
-        <w:t xml:space="preserve">코르닐로바: 둘째 프로그램 — 강사, 강의실, 자료. 한 달에 한 번, 의사 30명.</w:t>
-      </w:r>
-    </w:p>
-    <w:p>
-      <w:pPr>
-        <w:pStyle w:val="BodyText"/>
-      </w:pPr>
-      <w:r>
-        <w:t xml:space="preserve">이리나: 월 약 10만. 연 120만. 셋째는 — 더 싸요: 강의실은 우리 거, 크리스티나는 계약으로. 합계 — 연 약 150만. 판매는 하나도 없이.</w:t>
-      </w:r>
-    </w:p>
-    <w:p>
-      <w:pPr>
-        <w:pStyle w:val="BodyText"/>
-      </w:pPr>
-      <w:r>
-        <w:t xml:space="preserve">크리스티나: 계약이요? 무료로 하는 줄 알았어요. 난… 갚아야 하잖아요.</w:t>
-      </w:r>
-    </w:p>
-    <w:p>
-      <w:pPr>
-        <w:pStyle w:val="BodyText"/>
-      </w:pPr>
-      <w:r>
-        <w:t xml:space="preserve">알렉세이: 누구도 무료로 일할 의무는 없어요. 우리 회사엔 계약 없는 일이 없어요. 우리 아버지에게 물어보세요.</w:t>
-      </w:r>
-    </w:p>
-    <w:p>
-      <w:pPr>
-        <w:pStyle w:val="BodyText"/>
-      </w:pPr>
-      <w:r>
-        <w:t xml:space="preserve">이리나: 수업당 2만. 일당이지, 퍼센트가 아니에요.</w:t>
-      </w:r>
-    </w:p>
-    <w:p>
-      <w:pPr>
-        <w:pStyle w:val="BodyText"/>
-      </w:pPr>
-      <w:r>
-        <w:t xml:space="preserve">디마: 판매는요? 다른 젤 쓰는 의사들이 우리한테 올 거잖아요. 새 고객이죠.</w:t>
-      </w:r>
-    </w:p>
-    <w:p>
-      <w:pPr>
-        <w:pStyle w:val="BodyText"/>
-      </w:pPr>
-      <w:r>
-        <w:t xml:space="preserve">코르닐로바: 디마. 규칙 하나. 둘째와 셋째 프로그램에선 — 브랜드 얘기 한 마디도 없음. 로고도, 가격표도, 명함도. 아니면 교육이 아니라 커피 곁들인 프레젠테이션이에요.</w:t>
-      </w:r>
-    </w:p>
-    <w:p>
-      <w:pPr>
-        <w:pStyle w:val="BodyText"/>
-      </w:pPr>
-      <w:r>
-        <w:t xml:space="preserve">디마: 명함도요? 물어봐도요?</w:t>
-      </w:r>
-    </w:p>
-    <w:p>
-      <w:pPr>
-        <w:pStyle w:val="BodyText"/>
-      </w:pPr>
-      <w:r>
-        <w:t xml:space="preserve">코르닐로바: 물어보면 — 상담선 번호를 줘요. 모두에게 같은 번호예요. 사고 싶으면 — 알아서 찾아올 거예요.</w:t>
-      </w:r>
-    </w:p>
-    <w:p>
-      <w:pPr>
-        <w:pStyle w:val="BodyText"/>
-      </w:pPr>
-      <w:r>
-        <w:t xml:space="preserve">알렉세이: 동의해요. 이 과정에서 팔기 시작하는 순간, 그건 광고가 돼요. 광고는 도움이 아니에요. 광고는 상담선 번호 옆, 시술 침대 위에 안 붙여요.</w:t>
-      </w:r>
-    </w:p>
-    <w:p>
-      <w:pPr>
-        <w:pStyle w:val="BodyText"/>
-      </w:pPr>
-      <w:r>
-        <w:t xml:space="preserve">올가: 연 150만. 판매 없이. 누가 내요?</w:t>
-      </w:r>
-    </w:p>
-    <w:p>
-      <w:pPr>
-        <w:pStyle w:val="BodyText"/>
-      </w:pPr>
-      <w:r>
-        <w:t xml:space="preserve">알렉세이: 절반은 — 우리. 볼코프에게 전화할게요. 그의 젤 — 그의 의사들.</w:t>
-      </w:r>
-    </w:p>
-    <w:p>
-      <w:pPr>
-        <w:pStyle w:val="BodyText"/>
-      </w:pPr>
-      <w:r>
-        <w:t xml:space="preserve">이리나: 나머지 절반은요?</w:t>
-      </w:r>
-    </w:p>
-    <w:p>
-      <w:pPr>
-        <w:pStyle w:val="BodyText"/>
-      </w:pPr>
-      <w:r>
-        <w:t xml:space="preserve">알렉세이: 나머지는 — 서울. 대표님이 그러셨죠: 수치가 더 비싸다. 계산해 보시라고 하죠.</w:t>
+        <w:t xml:space="preserve">코르닐로바: 제안이 있어요. 프로그램 셋이고, 한 마디로 「모두를 위한 교육」이라고 불러요.</w:t>
+      </w:r>
+    </w:p>
+    <w:p>
+      <w:pPr>
+        <w:pStyle w:val="BodyText"/>
+      </w:pPr>
+      <w:r>
+        <w:t xml:space="preserve">이리나: 「모두를 위한」은 멋지지만, 얼마예요?</w:t>
+      </w:r>
+    </w:p>
+    <w:p>
+      <w:pPr>
+        <w:pStyle w:val="BodyText"/>
+      </w:pPr>
+      <w:r>
+        <w:t xml:space="preserve">코르닐로바: 먼저 무엇을, 그다음 얼마를 얘기해요. 이리나, 3분만 참아 줘요.</w:t>
+      </w:r>
+    </w:p>
+    <w:p>
+      <w:pPr>
+        <w:pStyle w:val="BodyText"/>
+      </w:pPr>
+      <w:r>
+        <w:t xml:space="preserve">이리나: 좋아요, 참을게요. 지금부터 시간 잴게요.</w:t>
+      </w:r>
+    </w:p>
+    <w:p>
+      <w:pPr>
+        <w:pStyle w:val="BodyText"/>
+      </w:pPr>
+      <w:r>
+        <w:t xml:space="preserve">코르닐로바: 첫째는 지금 그대로예요: 6모듈, 시험, 인증. 우리 젤을 쓰는 의사용이에요.</w:t>
+      </w:r>
+    </w:p>
+    <w:p>
+      <w:pPr>
+        <w:pStyle w:val="BodyText"/>
+      </w:pPr>
+      <w:r>
+        <w:t xml:space="preserve">알렉세이: 그건 이미 하고 있어요. 2년 동안 의사 180명이 거쳤어요.</w:t>
+      </w:r>
+    </w:p>
+    <w:p>
+      <w:pPr>
+        <w:pStyle w:val="BodyText"/>
+      </w:pPr>
+      <w:r>
+        <w:t xml:space="preserve">코르닐로바: 둘째는 새로운 거고 하루짜리예요: 「합병증: 알아보고 전화하기」. 어느 의사든, 어느 젤이든, 무료로요.</w:t>
+      </w:r>
+    </w:p>
+    <w:p>
+      <w:pPr>
+        <w:pStyle w:val="BodyText"/>
+      </w:pPr>
+      <w:r>
+        <w:t xml:space="preserve">디마: 어느 젤이든요? 슈빈이나 볼코프 젤도요?</w:t>
+      </w:r>
+    </w:p>
+    <w:p>
+      <w:pPr>
+        <w:pStyle w:val="BodyText"/>
+      </w:pPr>
+      <w:r>
+        <w:t xml:space="preserve">코르닐로바: 어느 젤이든요. 환자에겐 누구 젤이든 상관없고, 그건 부처에서 이미 말했잖아요.</w:t>
+      </w:r>
+    </w:p>
+    <w:p>
+      <w:pPr>
+        <w:pStyle w:val="BodyText"/>
+      </w:pPr>
+      <w:r>
+        <w:t xml:space="preserve">올가: 그리고 셋째요. 바로 말해요, 옐레나 빅토로브나, 뭔지 이미 알아요.</w:t>
+      </w:r>
+    </w:p>
+    <w:p>
+      <w:pPr>
+        <w:pStyle w:val="BodyText"/>
+      </w:pPr>
+      <w:r>
+        <w:t xml:space="preserve">코르닐로바: 셋째는 마스터용, 두 시간짜리 「위험을 보기」예요. 놓는 게 아니라 보는 거예요: 하얀 점, 그물, 결절. 그리고 상담선 번호. 크리스티나가 진행하고, 난 옆에 앉아서 필요하면 바로잡아요.</w:t>
+      </w:r>
+    </w:p>
+    <w:p>
+      <w:pPr>
+        <w:pStyle w:val="BodyText"/>
+      </w:pPr>
+      <w:r>
+        <w:t xml:space="preserve">올가: 그게 위험해요. 비의료인에게 의료 행위를 가르친다고 고발당할 수 있어요.</w:t>
+      </w:r>
+    </w:p>
+    <w:p>
+      <w:pPr>
+        <w:pStyle w:val="BodyText"/>
+      </w:pPr>
+      <w:r>
+        <w:t xml:space="preserve">코르닐로바: 시술을 가르치는 게 아니에요. 보고 전화하는 법을 가르치는 거죠. 응급처치 교육처럼요. 거기서도 의사가 아니라 운전기사, 교사, 판매원을 가르쳐요. 그리고 다들 왜 필요한지 아니까 아무도 위험하다고 안 하죠.</w:t>
+      </w:r>
+    </w:p>
+    <w:p>
+      <w:pPr>
+        <w:pStyle w:val="BodyText"/>
+      </w:pPr>
+      <w:r>
+        <w:t xml:space="preserve">올가: 응급처치는 법에 있지만, 이건 회색 지대예요. 프로그램에 손에 든 주사기 그림이 하나라도 있으면 우린 문 닫고, 그게 맞는 거예요, 옐레나 빅토로브나, 장담해요.</w:t>
+      </w:r>
+    </w:p>
+    <w:p>
+      <w:pPr>
+        <w:pStyle w:val="BodyText"/>
+      </w:pPr>
+      <w:r>
+        <w:t xml:space="preserve">크리스티나: 그런 그림은 하나도 없을 거예요, 내가 챙길게요. 주사기는 상자 안에만, 상자의 번호만 보여요.</w:t>
+      </w:r>
+    </w:p>
+    <w:p>
+      <w:pPr>
+        <w:pStyle w:val="BodyText"/>
+      </w:pPr>
+      <w:r>
+        <w:t xml:space="preserve">올가: 그리고 모든 자료 첫 줄은 이거예요: 「주사 시술은 의사만 할 수 있습니다」. 여기는 꼭 크게요.</w:t>
+      </w:r>
+    </w:p>
+    <w:p>
+      <w:pPr>
+        <w:pStyle w:val="BodyText"/>
+      </w:pPr>
+      <w:r>
+        <w:t xml:space="preserve">크리스티나: 크게, 동의해요. 그게 그 애들이 나한테서 처음 들을 말이 될 거예요.</w:t>
+      </w:r>
+    </w:p>
+    <w:p>
+      <w:pPr>
+        <w:pStyle w:val="BodyText"/>
+      </w:pPr>
+      <w:r>
+        <w:t xml:space="preserve">이리나: 3분 지났으니까 이제 돈 얘기 해요.</w:t>
+      </w:r>
+    </w:p>
+    <w:p>
+      <w:pPr>
+        <w:pStyle w:val="BodyText"/>
+      </w:pPr>
+      <w:r>
+        <w:t xml:space="preserve">코르닐로바: 둘째 프로그램엔 강사, 강의실, 자료가 필요해요. 한 달에 한 번, 의사 30명이요.</w:t>
+      </w:r>
+    </w:p>
+    <w:p>
+      <w:pPr>
+        <w:pStyle w:val="BodyText"/>
+      </w:pPr>
+      <w:r>
+        <w:t xml:space="preserve">이리나: 그럼 월 약 10만, 연 120만이에요. 셋째는 강의실이 우리 거고 크리스티나가 계약으로 일하니까 더 싸요. 합계 연 약 150만이고, 판매는 하나도 없어요.</w:t>
+      </w:r>
+    </w:p>
+    <w:p>
+      <w:pPr>
+        <w:pStyle w:val="BodyText"/>
+      </w:pPr>
+      <w:r>
+        <w:t xml:space="preserve">크리스티나: 계약이요? 무료로 일하는 줄 알았어요, 난… 갚아야 하는 입장이잖아요.</w:t>
+      </w:r>
+    </w:p>
+    <w:p>
+      <w:pPr>
+        <w:pStyle w:val="BodyText"/>
+      </w:pPr>
+      <w:r>
+        <w:t xml:space="preserve">알렉세이: 누구도 무료로 일할 의무는 없어요. 우리 회사엔 계약 없는 일이 없어요, 우리 아버지에게 물어보세요.</w:t>
+      </w:r>
+    </w:p>
+    <w:p>
+      <w:pPr>
+        <w:pStyle w:val="BodyText"/>
+      </w:pPr>
+      <w:r>
+        <w:t xml:space="preserve">이리나: 수업당 2만이에요. 판매 퍼센트가 아니라 일당이에요.</w:t>
+      </w:r>
+    </w:p>
+    <w:p>
+      <w:pPr>
+        <w:pStyle w:val="BodyText"/>
+      </w:pPr>
+      <w:r>
+        <w:t xml:space="preserve">디마: 판매는요? 다른 젤 쓰는 의사들이 우리한테 오면 새 고객이잖아요.</w:t>
+      </w:r>
+    </w:p>
+    <w:p>
+      <w:pPr>
+        <w:pStyle w:val="BodyText"/>
+      </w:pPr>
+      <w:r>
+        <w:t xml:space="preserve">코르닐로바: 디마, 규칙이 하나 있어요. 둘째와 셋째 프로그램에선 브랜드 얘기 한 마디도 없어요. 로고도, 가격표도, 명함도. 아니면 교육이 아니라 커피 곁들인 프레젠테이션이고, 의사들은 그걸 바로 알아채요.</w:t>
+      </w:r>
+    </w:p>
+    <w:p>
+      <w:pPr>
+        <w:pStyle w:val="BodyText"/>
+      </w:pPr>
+      <w:r>
+        <w:t xml:space="preserve">디마: 명함도 안 돼요? 의사가 직접 물어봐도요?</w:t>
+      </w:r>
+    </w:p>
+    <w:p>
+      <w:pPr>
+        <w:pStyle w:val="BodyText"/>
+      </w:pPr>
+      <w:r>
+        <w:t xml:space="preserve">코르닐로바: 물어보면 상담선 번호를 줘요, 모두에게 같은 번호니까. 사고 싶으면 알아서 우릴 찾아올 거예요.</w:t>
+      </w:r>
+    </w:p>
+    <w:p>
+      <w:pPr>
+        <w:pStyle w:val="BodyText"/>
+      </w:pPr>
+      <w:r>
+        <w:t xml:space="preserve">알렉세이: 동의해요. 이 과정에서 팔기 시작하는 순간 그건 광고가 되고, 광고는 도움이 아니에요. 광고는 상담선 번호 옆, 시술 침대 위에 안 붙이고, 마스터들도 그 차이를 바로 느낄 거예요.</w:t>
+      </w:r>
+    </w:p>
+    <w:p>
+      <w:pPr>
+        <w:pStyle w:val="BodyText"/>
+      </w:pPr>
+      <w:r>
+        <w:t xml:space="preserve">올가: 연 150만에 판매는 없고요. 그럼 누가 내요?</w:t>
+      </w:r>
+    </w:p>
+    <w:p>
+      <w:pPr>
+        <w:pStyle w:val="BodyText"/>
+      </w:pPr>
+      <w:r>
+        <w:t xml:space="preserve">알렉세이: 절반은 우리가 내고, 볼코프에게도 전화할게요. 그의 젤이면 그의 의사들이니까요.</w:t>
+      </w:r>
+    </w:p>
+    <w:p>
+      <w:pPr>
+        <w:pStyle w:val="BodyText"/>
+      </w:pPr>
+      <w:r>
+        <w:t xml:space="preserve">이리나: 나머지 절반은 누가 내요?</w:t>
+      </w:r>
+    </w:p>
+    <w:p>
+      <w:pPr>
+        <w:pStyle w:val="BodyText"/>
+      </w:pPr>
+      <w:r>
+        <w:t xml:space="preserve">알렉세이: 나머지는 서울이요. 대표님이 수치가 더 비싸다고 하셨으니 계산해 보시라고 하죠.</w:t>
       </w:r>
     </w:p>
     <w:p>
@@ -4403,15 +4403,15 @@
         <w:pStyle w:val="BodyText"/>
       </w:pPr>
       <w:r>
-        <w:t xml:space="preserve">알렉세이: 그럼 — 우리가. 전부. 이리나가 찾아낼 거예요.</w:t>
-      </w:r>
-    </w:p>
-    <w:p>
-      <w:pPr>
-        <w:pStyle w:val="BodyText"/>
-      </w:pPr>
-      <w:r>
-        <w:t xml:space="preserve">이리나: 이리나가 찾아내죠. 이리나는 늘 찾아내요. 하지만 기록해요: 대표 결정이라고.</w:t>
+        <w:t xml:space="preserve">알렉세이: 그럼 우리가 전부 내요. 돈은 이리나가 어디서든 찾아낼 거예요.</w:t>
+      </w:r>
+    </w:p>
+    <w:p>
+      <w:pPr>
+        <w:pStyle w:val="BodyText"/>
+      </w:pPr>
+      <w:r>
+        <w:t xml:space="preserve">이리나: 이리나가 찾아내죠, 이리나는 늘 찾아내요. 하지만 의사록엔 대표 결정이라고 기록할게요.</w:t>
       </w:r>
     </w:p>
     <w:bookmarkEnd w:id="34"/>
@@ -4429,111 +4429,111 @@
         <w:pStyle w:val="FirstParagraph"/>
       </w:pPr>
       <w:r>
-        <w:t xml:space="preserve">크리스티나: 얘들아, 안녕. 우리 마흔 명이야. 많이들 날 알지. 채널로. 영상으로.</w:t>
-      </w:r>
-    </w:p>
-    <w:p>
-      <w:pPr>
-        <w:pStyle w:val="BodyText"/>
-      </w:pPr>
-      <w:r>
-        <w:t xml:space="preserve">스네자나: 알지. 3년 동안 마사지 얘기를 했잖아. 이제 뭔데?</w:t>
-      </w:r>
-    </w:p>
-    <w:p>
-      <w:pPr>
-        <w:pStyle w:val="BodyText"/>
-      </w:pPr>
-      <w:r>
-        <w:t xml:space="preserve">크리스티나: 이제 — 진실. 첫 줄. 소리 내서 읽을게: 「주사 시술은 의사만 할 수 있습니다」.</w:t>
-      </w:r>
-    </w:p>
-    <w:p>
-      <w:pPr>
-        <w:pStyle w:val="BodyText"/>
-      </w:pPr>
-      <w:r>
-        <w:t xml:space="preserve">스네자나: 봐. 그럴 줄 알았어. 우릴 문 닫게 하려는 거지. 이 직업에서 떠나라고 만든 강좌네.</w:t>
-      </w:r>
-    </w:p>
-    <w:p>
-      <w:pPr>
-        <w:pStyle w:val="BodyText"/>
-      </w:pPr>
-      <w:r>
-        <w:t xml:space="preserve">크리스티나: 스네자나, 나도 날 문 닫게 하려는 줄 알았어. 석 달 전에. 거짓말을 잡으려고 방송에 부르기까지 했어. 그런데 그다음에 다리야의 입술을 봤어.</w:t>
-      </w:r>
-    </w:p>
-    <w:p>
-      <w:pPr>
-        <w:pStyle w:val="BodyText"/>
-      </w:pPr>
-      <w:r>
-        <w:t xml:space="preserve">스네자나: 무슨 다리야?</w:t>
-      </w:r>
-    </w:p>
-    <w:p>
-      <w:pPr>
-        <w:pStyle w:val="BodyText"/>
-      </w:pPr>
-      <w:r>
-        <w:t xml:space="preserve">크리스티나: 포돌스크 마스터가 그 사람 입술에 놨어. 하얀 점. 마사지 — 내가 영상에서 가르친 대로. 밤에 코르닐로바 선생님이 다섯 시간 동안 그 입술을 살렸어. 사진 봤어. 너희도 지금 볼 거야.</w:t>
-      </w:r>
-    </w:p>
-    <w:p>
-      <w:pPr>
-        <w:pStyle w:val="BodyText"/>
-      </w:pPr>
-      <w:r>
-        <w:t xml:space="preserve">알료나: 내 고객이었어. 그 마스터가 — 나야. 알료나. 내가 마사지했어.</w:t>
-      </w:r>
-    </w:p>
-    <w:p>
-      <w:pPr>
-        <w:pStyle w:val="BodyText"/>
-      </w:pPr>
-      <w:r>
-        <w:t xml:space="preserve">스네자나: 너? 알료나? 너 우리 중 최고잖아.</w:t>
-      </w:r>
-    </w:p>
-    <w:p>
-      <w:pPr>
-        <w:pStyle w:val="BodyText"/>
-      </w:pPr>
-      <w:r>
-        <w:t xml:space="preserve">알료나: 최고였지. 후기로는. 혈관으로는 — 최악이었어. 2년 동안 몰랐어.</w:t>
-      </w:r>
-    </w:p>
-    <w:p>
-      <w:pPr>
-        <w:pStyle w:val="BodyText"/>
-      </w:pPr>
-      <w:r>
-        <w:t xml:space="preserve">코르닐로바: 여러분, 난 한 가지 때문에 여기 있어요. 크리스티나가 뭔가 정확하지 않게 말하면 — 바로잡을게요. 나머진 — 크리스티나가.</w:t>
-      </w:r>
-    </w:p>
-    <w:p>
-      <w:pPr>
-        <w:pStyle w:val="BodyText"/>
-      </w:pPr>
-      <w:r>
-        <w:t xml:space="preserve">크리스티나: 첫 번째 사진. 뭐가 보여?</w:t>
-      </w:r>
-    </w:p>
-    <w:p>
-      <w:pPr>
-        <w:pStyle w:val="BodyText"/>
-      </w:pPr>
-      <w:r>
-        <w:t xml:space="preserve">마스터: 하얀 거. 입술 위. 음, 정상이잖아, 마취 때문이야.</w:t>
-      </w:r>
-    </w:p>
-    <w:p>
-      <w:pPr>
-        <w:pStyle w:val="BodyText"/>
-      </w:pPr>
-      <w:r>
-        <w:t xml:space="preserve">크리스티나: 아니. 그게 전화해야 하는 거야. 바로. 아침을 기다리지 마. 마사지하지 마.</w:t>
+        <w:t xml:space="preserve">크리스티나: 얘들아, 안녕. 여기 마흔 명이 있는데, 많이들 채널이랑 영상으로 날 알지.</w:t>
+      </w:r>
+    </w:p>
+    <w:p>
+      <w:pPr>
+        <w:pStyle w:val="BodyText"/>
+      </w:pPr>
+      <w:r>
+        <w:t xml:space="preserve">스네자나: 알지. 3년 동안 마사지 얘기를 했잖아. 이제 무슨 얘길 할 건데?</w:t>
+      </w:r>
+    </w:p>
+    <w:p>
+      <w:pPr>
+        <w:pStyle w:val="BodyText"/>
+      </w:pPr>
+      <w:r>
+        <w:t xml:space="preserve">크리스티나: 이제 진실을 말할 거야. 이게 첫 줄이고, 소리 내서 읽을게: 「주사 시술은 의사만 할 수 있습니다」.</w:t>
+      </w:r>
+    </w:p>
+    <w:p>
+      <w:pPr>
+        <w:pStyle w:val="BodyText"/>
+      </w:pPr>
+      <w:r>
+        <w:t xml:space="preserve">스네자나: 봐, 그럴 줄 알았어. 우릴 문 닫게 하려는 거지, 이 직업에서 떠나라고 만든 강좌네.</w:t>
+      </w:r>
+    </w:p>
+    <w:p>
+      <w:pPr>
+        <w:pStyle w:val="BodyText"/>
+      </w:pPr>
+      <w:r>
+        <w:t xml:space="preserve">크리스티나: 스네자나, 석 달 전엔 나도 날 문 닫게 하려는 줄 알았어. 거짓말을 잡으려고 방송에 부르기까지 했어. 그런데 그다음에 다리야의 입술을 봤고, 그 뒤로 모든 게 바뀌었어.</w:t>
+      </w:r>
+    </w:p>
+    <w:p>
+      <w:pPr>
+        <w:pStyle w:val="BodyText"/>
+      </w:pPr>
+      <w:r>
+        <w:t xml:space="preserve">스네자나: 무슨 다리야? 그런 사람 몰라.</w:t>
+      </w:r>
+    </w:p>
+    <w:p>
+      <w:pPr>
+        <w:pStyle w:val="BodyText"/>
+      </w:pPr>
+      <w:r>
+        <w:t xml:space="preserve">크리스티나: 포돌스크 마스터가 그 사람 입술에 놨는데 하얀 점이 생겼어. 마스터는 내가 영상에서 가르친 대로 마사지했어. 그 뒤 밤에 코르닐로바 선생님이 다섯 시간 동안 그 입술을 살렸어. 사진 봤고, 너희도 지금 볼 거야.</w:t>
+      </w:r>
+    </w:p>
+    <w:p>
+      <w:pPr>
+        <w:pStyle w:val="BodyText"/>
+      </w:pPr>
+      <w:r>
+        <w:t xml:space="preserve">알료나: 그거 내 고객이었어. 그 마스터가 바로 나, 알료나야. 내가 마사지했어.</w:t>
+      </w:r>
+    </w:p>
+    <w:p>
+      <w:pPr>
+        <w:pStyle w:val="BodyText"/>
+      </w:pPr>
+      <w:r>
+        <w:t xml:space="preserve">스네자나: 너, 알료나? 너 우리 중 최고잖아.</w:t>
+      </w:r>
+    </w:p>
+    <w:p>
+      <w:pPr>
+        <w:pStyle w:val="BodyText"/>
+      </w:pPr>
+      <w:r>
+        <w:t xml:space="preserve">알료나: 후기로는 최고였지만, 혈관으로는 최악이었어. 그리고 2년 동안 그걸 몰랐어.</w:t>
+      </w:r>
+    </w:p>
+    <w:p>
+      <w:pPr>
+        <w:pStyle w:val="BodyText"/>
+      </w:pPr>
+      <w:r>
+        <w:t xml:space="preserve">코르닐로바: 여러분, 난 한 가지 때문에 여기 있어요. 크리스티나가 뭔가 정확하지 않게 말하면 바로잡을게요. 나머지는 전부 크리스티나가 진행해요.</w:t>
+      </w:r>
+    </w:p>
+    <w:p>
+      <w:pPr>
+        <w:pStyle w:val="BodyText"/>
+      </w:pPr>
+      <w:r>
+        <w:t xml:space="preserve">크리스티나: 첫 번째 사진이야. 여기 뭐가 보이는지 말해 봐.</w:t>
+      </w:r>
+    </w:p>
+    <w:p>
+      <w:pPr>
+        <w:pStyle w:val="BodyText"/>
+      </w:pPr>
+      <w:r>
+        <w:t xml:space="preserve">마스터: 입술 위에 하얀 게 있어. 음, 정상이잖아, 마취 때문이야.</w:t>
+      </w:r>
+    </w:p>
+    <w:p>
+      <w:pPr>
+        <w:pStyle w:val="BodyText"/>
+      </w:pPr>
+      <w:r>
+        <w:t xml:space="preserve">크리스티나: 아니, 그게 바로 즉시 전화해야 하는 거야. 아침을 기다리지 마. 마사지하지 마.</w:t>
       </w:r>
     </w:p>
     <w:p>
@@ -4549,47 +4549,47 @@
         <w:pStyle w:val="BodyText"/>
       </w:pPr>
       <w:r>
-        <w:t xml:space="preserve">코르닐로바: 그럼 「괜찮아요」라는 말을 듣겠죠. 그리고 1분을 쓴 거예요. 놓친 전화보다 쓸데없는 전화가 나아요.</w:t>
-      </w:r>
-    </w:p>
-    <w:p>
-      <w:pPr>
-        <w:pStyle w:val="BodyText"/>
-      </w:pPr>
-      <w:r>
-        <w:t xml:space="preserve">스네자나: 무료예요?</w:t>
-      </w:r>
-    </w:p>
-    <w:p>
-      <w:pPr>
-        <w:pStyle w:val="BodyText"/>
-      </w:pPr>
-      <w:r>
-        <w:t xml:space="preserve">크리스티나: 무료. 모두에게. 아르투르 젤이어도. 집에서 놓아도.</w:t>
-      </w:r>
-    </w:p>
-    <w:p>
-      <w:pPr>
-        <w:pStyle w:val="BodyText"/>
-      </w:pPr>
-      <w:r>
-        <w:t xml:space="preserve">스네자나: 어디서 샀는지 정말 안 물어?</w:t>
-      </w:r>
-    </w:p>
-    <w:p>
-      <w:pPr>
-        <w:pStyle w:val="BodyText"/>
-      </w:pPr>
-      <w:r>
-        <w:t xml:space="preserve">알료나: 나한텐 안 물었어. 한 번도. 시간과 색만 물었어.</w:t>
-      </w:r>
-    </w:p>
-    <w:p>
-      <w:pPr>
-        <w:pStyle w:val="BodyText"/>
-      </w:pPr>
-      <w:r>
-        <w:t xml:space="preserve">크리스티나: 두 번째 사진. 그물. 파란 얼룩. 이건 더 이상 「기다려 보자」가 아니야. 피부를 살릴 시간이 다섯 시간이야.</w:t>
+        <w:t xml:space="preserve">코르닐로바: 그럼 「괜찮아요」라는 말을 듣고 딱 1분을 쓴 거예요. 놓친 전화보다 쓸데없는 전화가 나아요.</w:t>
+      </w:r>
+    </w:p>
+    <w:p>
+      <w:pPr>
+        <w:pStyle w:val="BodyText"/>
+      </w:pPr>
+      <w:r>
+        <w:t xml:space="preserve">스네자나: 전화는 무료로 할 수 있어요?</w:t>
+      </w:r>
+    </w:p>
+    <w:p>
+      <w:pPr>
+        <w:pStyle w:val="BodyText"/>
+      </w:pPr>
+      <w:r>
+        <w:t xml:space="preserve">크리스티나: 무료고 모두에게 열려 있어, 아르투르 젤이어도, 집에서 놓아도.</w:t>
+      </w:r>
+    </w:p>
+    <w:p>
+      <w:pPr>
+        <w:pStyle w:val="BodyText"/>
+      </w:pPr>
+      <w:r>
+        <w:t xml:space="preserve">스네자나: 젤을 어디서 샀는지 정말 안 물어?</w:t>
+      </w:r>
+    </w:p>
+    <w:p>
+      <w:pPr>
+        <w:pStyle w:val="BodyText"/>
+      </w:pPr>
+      <w:r>
+        <w:t xml:space="preserve">알료나: 나한텐 한 번도 안 물었어. 시간이 얼마나 지났는지, 피부 색이 어떤지만 물었어.</w:t>
+      </w:r>
+    </w:p>
+    <w:p>
+      <w:pPr>
+        <w:pStyle w:val="BodyText"/>
+      </w:pPr>
+      <w:r>
+        <w:t xml:space="preserve">크리스티나: 두 번째 사진, 그물과 파란 얼룩이야. 이건 더 이상 「기다려 보자」가 아니라, 피부를 살릴 시간이 다섯 시간이라는 뜻이야.</w:t>
       </w:r>
     </w:p>
     <w:p>
@@ -4605,63 +4605,63 @@
         <w:pStyle w:val="BodyText"/>
       </w:pPr>
       <w:r>
-        <w:t xml:space="preserve">크리스티나: 벽에 번호. 지금 나처럼. 전화하면 — 어디로 가야 할지 알려 줘. 밤에도.</w:t>
-      </w:r>
-    </w:p>
-    <w:p>
-      <w:pPr>
-        <w:pStyle w:val="BodyText"/>
-      </w:pPr>
-      <w:r>
-        <w:t xml:space="preserve">스네자나: 크리스티나… 넌 이제 뭐 해? 안 놓으면?</w:t>
-      </w:r>
-    </w:p>
-    <w:p>
-      <w:pPr>
-        <w:pStyle w:val="BodyText"/>
-      </w:pPr>
-      <w:r>
-        <w:t xml:space="preserve">크리스티나: 배워. 그리고 너희를 가르쳐. 그게 다야. 돈은 적어. 잠은 — 더 잘 자.</w:t>
-      </w:r>
-    </w:p>
-    <w:p>
-      <w:pPr>
-        <w:pStyle w:val="BodyText"/>
-      </w:pPr>
-      <w:r>
-        <w:t xml:space="preserve">스네자나: 잠은 더 잘 잔다. 그건 알겠어. 고객 하나 때문에 석 달째 못 자고 있거든.</w:t>
-      </w:r>
-    </w:p>
-    <w:p>
-      <w:pPr>
-        <w:pStyle w:val="BodyText"/>
-      </w:pPr>
-      <w:r>
-        <w:t xml:space="preserve">코르닐로바: 수업 끝나고 남아요, 스네자나. 그 고객 얘기를 해 줘요. 혼자. 그룹 없이.</w:t>
-      </w:r>
-    </w:p>
-    <w:p>
-      <w:pPr>
-        <w:pStyle w:val="BodyText"/>
-      </w:pPr>
-      <w:r>
-        <w:t xml:space="preserve">스네자나: 봐 주시는… 거예요? 정말요?</w:t>
-      </w:r>
-    </w:p>
-    <w:p>
-      <w:pPr>
-        <w:pStyle w:val="BodyText"/>
-      </w:pPr>
-      <w:r>
-        <w:t xml:space="preserve">코르닐로바: 그러려고 여기 있는 거예요. 강의하려고가 아니라.</w:t>
-      </w:r>
-    </w:p>
-    <w:p>
-      <w:pPr>
-        <w:pStyle w:val="BodyText"/>
-      </w:pPr>
-      <w:r>
-        <w:t xml:space="preserve">스네자나: 감사해요. 나… 남을게요. 혼자.</w:t>
+        <w:t xml:space="preserve">크리스티나: 지금 나처럼 벽에 번호를 붙여 둬. 전화하면 밤에도 어디로 가야 할지 알려 줘.</w:t>
+      </w:r>
+    </w:p>
+    <w:p>
+      <w:pPr>
+        <w:pStyle w:val="BodyText"/>
+      </w:pPr>
+      <w:r>
+        <w:t xml:space="preserve">스네자나: 크리스티나, 이제 안 놓으면 넌 뭐 해?</w:t>
+      </w:r>
+    </w:p>
+    <w:p>
+      <w:pPr>
+        <w:pStyle w:val="BodyText"/>
+      </w:pPr>
+      <w:r>
+        <w:t xml:space="preserve">크리스티나: 내가 배우고, 너희를 가르쳐, 그게 다야. 돈은 줄었지만 잠은 더 잘 자.</w:t>
+      </w:r>
+    </w:p>
+    <w:p>
+      <w:pPr>
+        <w:pStyle w:val="BodyText"/>
+      </w:pPr>
+      <w:r>
+        <w:t xml:space="preserve">스네자나: 잠은 더 잘 잔다… 그건 알겠어, 고객 하나 때문에 석 달째 못 자고 있거든.</w:t>
+      </w:r>
+    </w:p>
+    <w:p>
+      <w:pPr>
+        <w:pStyle w:val="BodyText"/>
+      </w:pPr>
+      <w:r>
+        <w:t xml:space="preserve">코르닐로바: 스네자나, 수업 끝나고 남아서 그 고객 얘기를 혼자, 그룹 없이 해 줘요.</w:t>
+      </w:r>
+    </w:p>
+    <w:p>
+      <w:pPr>
+        <w:pStyle w:val="BodyText"/>
+      </w:pPr>
+      <w:r>
+        <w:t xml:space="preserve">스네자나: 정말 봐 주시는 거예요? 진짜로요?</w:t>
+      </w:r>
+    </w:p>
+    <w:p>
+      <w:pPr>
+        <w:pStyle w:val="BodyText"/>
+      </w:pPr>
+      <w:r>
+        <w:t xml:space="preserve">코르닐로바: 강의하려고가 아니라 바로 그러려고 여기 있는 거예요.</w:t>
+      </w:r>
+    </w:p>
+    <w:p>
+      <w:pPr>
+        <w:pStyle w:val="BodyText"/>
+      </w:pPr>
+      <w:r>
+        <w:t xml:space="preserve">스네자나: 감사해요. 그럼 나… 혼자 남을게요.</w:t>
       </w:r>
     </w:p>
     <w:bookmarkEnd w:id="35"/>
@@ -4687,23 +4687,23 @@
         <w:pStyle w:val="BodyText"/>
       </w:pPr>
       <w:r>
-        <w:t xml:space="preserve">디마: 지금 바쁘세요. 수업 중이에요. 무슨 일이세요?</w:t>
-      </w:r>
-    </w:p>
-    <w:p>
-      <w:pPr>
-        <w:pStyle w:val="BodyText"/>
-      </w:pPr>
-      <w:r>
-        <w:t xml:space="preserve">랍테바: 익명 편지 때문이에요. 유통사 「모스트」가 의사들에게 리베이트를 준다고 쓰여 있어요. 교육을 핑계로 하루 2만 7천. 편지는 수요일에 편집국에 왔어요, 서명도 회신 주소도 없이.</w:t>
-      </w:r>
-    </w:p>
-    <w:p>
-      <w:pPr>
-        <w:pStyle w:val="BodyText"/>
-      </w:pPr>
-      <w:r>
-        <w:t xml:space="preserve">디마: 익명. 알겠어요. 여기서 기다리세요. 대표님을 불러올게요.</w:t>
+        <w:t xml:space="preserve">디마: 지금 수업 중이라 바쁘세요. 무슨 일로 오셨어요?</w:t>
+      </w:r>
+    </w:p>
+    <w:p>
+      <w:pPr>
+        <w:pStyle w:val="BodyText"/>
+      </w:pPr>
+      <w:r>
+        <w:t xml:space="preserve">랍테바: 익명 편지 때문이에요. 유통사 「모스트」가 교육을 핑계로 의사들에게 하루 2만 7천의 리베이트를 준다고 쓰여 있어요. 편지는 수요일에 편집국에 왔어요, 서명도 회신 주소도 없이요.</w:t>
+      </w:r>
+    </w:p>
+    <w:p>
+      <w:pPr>
+        <w:pStyle w:val="BodyText"/>
+      </w:pPr>
+      <w:r>
+        <w:t xml:space="preserve">디마: 익명이군요, 알겠어요. 여기서 잠깐 기다리세요, 대표님을 불러올게요.</w:t>
       </w:r>
     </w:p>
     <w:p>
@@ -4719,151 +4719,151 @@
         <w:pStyle w:val="BodyText"/>
       </w:pPr>
       <w:r>
-        <w:t xml:space="preserve">랍테바: 바로 그거예요. 확인해야 해요. 계약서를 보여 주실래요? 아니면 거절하실래요?</w:t>
-      </w:r>
-    </w:p>
-    <w:p>
-      <w:pPr>
-        <w:pStyle w:val="BodyText"/>
-      </w:pPr>
-      <w:r>
-        <w:t xml:space="preserve">알렉세이: 보여 드릴게요. 전부. 이리나 세르게예브나가 폴더를 가져올 거예요. 그동안 — 우리가 뭘 위해 돈을 내는지 보실래요?</w:t>
-      </w:r>
-    </w:p>
-    <w:p>
-      <w:pPr>
-        <w:pStyle w:val="BodyText"/>
-      </w:pPr>
-      <w:r>
-        <w:t xml:space="preserve">랍테바: 보라고요? 뭘요?</w:t>
-      </w:r>
-    </w:p>
-    <w:p>
-      <w:pPr>
-        <w:pStyle w:val="BodyText"/>
-      </w:pPr>
-      <w:r>
-        <w:t xml:space="preserve">알렉세이: 지금 저기서 수업 중이에요. 마스터 마흔 명. 무료. 브랜드 없이. 전직 마스터가 진행하고, 코르닐로바 선생님이 옆에 있어요.</w:t>
-      </w:r>
-    </w:p>
-    <w:p>
-      <w:pPr>
-        <w:pStyle w:val="BodyText"/>
-      </w:pPr>
-      <w:r>
-        <w:t xml:space="preserve">랍테바: 마스터요? 의사가 아니라? 마스터들에게 주사를 가르쳐요?</w:t>
-      </w:r>
-    </w:p>
-    <w:p>
-      <w:pPr>
-        <w:pStyle w:val="BodyText"/>
-      </w:pPr>
-      <w:r>
-        <w:t xml:space="preserve">알렉세이: 놓는 게 아니라요. 위험을 보고 전화하는 법이요. 화면 첫 줄 — 「주사 시술은 의사만 할 수 있습니다」. 직접 확인하세요. 맨 뒷줄에 앉아서 그냥 들어 보세요.</w:t>
-      </w:r>
-    </w:p>
-    <w:p>
-      <w:pPr>
-        <w:pStyle w:val="BodyText"/>
-      </w:pPr>
-      <w:r>
-        <w:t xml:space="preserve">랍테바: 확인할게요. 난 다 확인해요. 그게 내 일이에요.</w:t>
-      </w:r>
-    </w:p>
-    <w:p>
-      <w:pPr>
-        <w:pStyle w:val="BodyText"/>
-      </w:pPr>
-      <w:r>
-        <w:t xml:space="preserve">이리나: 여기 폴더요. 강사 계약서. 같은 일당. 인상률. 판매 퍼센트는 하나도 없어요.</w:t>
-      </w:r>
-    </w:p>
-    <w:p>
-      <w:pPr>
-        <w:pStyle w:val="BodyText"/>
-      </w:pPr>
-      <w:r>
-        <w:t xml:space="preserve">랍테바: 2만 7,250. 사실이네요. 금액이 편지와 일치해요.</w:t>
-      </w:r>
-    </w:p>
-    <w:p>
-      <w:pPr>
-        <w:pStyle w:val="BodyText"/>
-      </w:pPr>
-      <w:r>
-        <w:t xml:space="preserve">이리나: 금액은 일치해요. 단어는 — 아니에요. 리베이트는 판매 퍼센트예요. 여기엔 퍼센트가 없어요. 4항.</w:t>
-      </w:r>
-    </w:p>
-    <w:p>
-      <w:pPr>
-        <w:pStyle w:val="BodyText"/>
-      </w:pPr>
-      <w:r>
-        <w:t xml:space="preserve">랍테바: 4항. 보이네요. 이 일당을 받는 사람이 또 누구예요?</w:t>
-      </w:r>
-    </w:p>
-    <w:p>
-      <w:pPr>
-        <w:pStyle w:val="BodyText"/>
-      </w:pPr>
-      <w:r>
-        <w:t xml:space="preserve">이리나: 강사 셋. 코르닐로바, 알리나, 포미나. 크리스티나는 — 수업당 2만.</w:t>
-      </w:r>
-    </w:p>
-    <w:p>
-      <w:pPr>
-        <w:pStyle w:val="BodyText"/>
-      </w:pPr>
-      <w:r>
-        <w:t xml:space="preserve">랍테바: 크리스티나? 그 방송의? 당신들을 거짓말쟁이라고 했던?</w:t>
-      </w:r>
-    </w:p>
-    <w:p>
-      <w:pPr>
-        <w:pStyle w:val="BodyText"/>
-      </w:pPr>
-      <w:r>
-        <w:t xml:space="preserve">이리나: 바로 그 사람. 이제는 — 계약서와 함께. 퍼센트 없이.</w:t>
-      </w:r>
-    </w:p>
-    <w:p>
-      <w:pPr>
-        <w:pStyle w:val="BodyText"/>
-      </w:pPr>
-      <w:r>
-        <w:t xml:space="preserve">랍테바: 들어가도 될까요? 카메라 없이.</w:t>
-      </w:r>
-    </w:p>
-    <w:p>
-      <w:pPr>
-        <w:pStyle w:val="BodyText"/>
-      </w:pPr>
-      <w:r>
-        <w:t xml:space="preserve">알렉세이: 돼요. 카메라 없이. 누군가를 인용하고 싶으면 — 그 사람에게 허락을 구하세요.</w:t>
-      </w:r>
-    </w:p>
-    <w:p>
-      <w:pPr>
-        <w:pStyle w:val="BodyText"/>
-      </w:pPr>
-      <w:r>
-        <w:t xml:space="preserve">랍테바: 규칙은 알아요. 하지만 말해 줘서 고마워요. 보통 이런 곳엔 날 안 들여보내거든요.</w:t>
-      </w:r>
-    </w:p>
-    <w:p>
-      <w:pPr>
-        <w:pStyle w:val="BodyText"/>
-      </w:pPr>
-      <w:r>
-        <w:t xml:space="preserve">디마: 왜요?</w:t>
-      </w:r>
-    </w:p>
-    <w:p>
-      <w:pPr>
-        <w:pStyle w:val="BodyText"/>
-      </w:pPr>
-      <w:r>
-        <w:t xml:space="preserve">랍테바: 보통은 거기 숨길 게 있으니까요. 어차피 들어갔을 거예요. 창문으로라도.</w:t>
+        <w:t xml:space="preserve">랍테바: 바로 그거예요. 확인해야 해요. 계약서를 보여 주실래요, 아니면 거절하실래요?</w:t>
+      </w:r>
+    </w:p>
+    <w:p>
+      <w:pPr>
+        <w:pStyle w:val="BodyText"/>
+      </w:pPr>
+      <w:r>
+        <w:t xml:space="preserve">알렉세이: 하나도 빠짐없이 보여 드릴게요, 이리나 세르게예브나가 폴더를 가져올 거예요. 그동안 우리가 정확히 뭘 위해 돈을 내는지 보실래요?</w:t>
+      </w:r>
+    </w:p>
+    <w:p>
+      <w:pPr>
+        <w:pStyle w:val="BodyText"/>
+      </w:pPr>
+      <w:r>
+        <w:t xml:space="preserve">랍테바: 보라고요? 정확히 뭘 봐야 하는데요?</w:t>
+      </w:r>
+    </w:p>
+    <w:p>
+      <w:pPr>
+        <w:pStyle w:val="BodyText"/>
+      </w:pPr>
+      <w:r>
+        <w:t xml:space="preserve">알렉세이: 지금 저기서 마스터 마흔 명을 위한 수업이 무료로, 브랜드 없이 진행 중이에요. 전직 마스터가 진행하고, 코르닐로바 선생님이 옆에 있어요.</w:t>
+      </w:r>
+    </w:p>
+    <w:p>
+      <w:pPr>
+        <w:pStyle w:val="BodyText"/>
+      </w:pPr>
+      <w:r>
+        <w:t xml:space="preserve">랍테바: 의사가 아니라 마스터들을요? 마스터들에게 주사를 가르쳐요?</w:t>
+      </w:r>
+    </w:p>
+    <w:p>
+      <w:pPr>
+        <w:pStyle w:val="BodyText"/>
+      </w:pPr>
+      <w:r>
+        <w:t xml:space="preserve">알렉세이: 놓는 게 아니라 위험을 보고 전화하는 법이요. 화면 첫 줄이 「주사 시술은 의사만 할 수 있습니다」예요. 직접 확인하세요. 맨 뒷줄에 앉아서 그냥 들어 보세요, 아무도 방해하지 않을 거예요.</w:t>
+      </w:r>
+    </w:p>
+    <w:p>
+      <w:pPr>
+        <w:pStyle w:val="BodyText"/>
+      </w:pPr>
+      <w:r>
+        <w:t xml:space="preserve">랍테바: 확인할게요. 난 다 확인해요, 그게 내 일이에요.</w:t>
+      </w:r>
+    </w:p>
+    <w:p>
+      <w:pPr>
+        <w:pStyle w:val="BodyText"/>
+      </w:pPr>
+      <w:r>
+        <w:t xml:space="preserve">이리나: 여기 강사 계약서 폴더요. 일당은 모두 같고 인상률이 있고, 판매 퍼센트는 하나도 없어요.</w:t>
+      </w:r>
+    </w:p>
+    <w:p>
+      <w:pPr>
+        <w:pStyle w:val="BodyText"/>
+      </w:pPr>
+      <w:r>
+        <w:t xml:space="preserve">랍테바: 2만 7,250… 사실이네요, 금액이 편지와 일치해요.</w:t>
+      </w:r>
+    </w:p>
+    <w:p>
+      <w:pPr>
+        <w:pStyle w:val="BodyText"/>
+      </w:pPr>
+      <w:r>
+        <w:t xml:space="preserve">이리나: 금액은 일치해요. 단어는 — 아니에요. 리베이트는 판매 퍼센트인데 여기엔 퍼센트가 없어요, 4항을 보세요.</w:t>
+      </w:r>
+    </w:p>
+    <w:p>
+      <w:pPr>
+        <w:pStyle w:val="BodyText"/>
+      </w:pPr>
+      <w:r>
+        <w:t xml:space="preserve">랍테바: 4항, 보이네요. 이 일당을 받는 사람이 또 누구예요?</w:t>
+      </w:r>
+    </w:p>
+    <w:p>
+      <w:pPr>
+        <w:pStyle w:val="BodyText"/>
+      </w:pPr>
+      <w:r>
+        <w:t xml:space="preserve">이리나: 강사 셋, 코르닐로바, 알리나, 포미나예요. 크리스티나는 수업당 2만 받아요.</w:t>
+      </w:r>
+    </w:p>
+    <w:p>
+      <w:pPr>
+        <w:pStyle w:val="BodyText"/>
+      </w:pPr>
+      <w:r>
+        <w:t xml:space="preserve">랍테바: 크리스티나? 그 방송에서 당신들을 거짓말쟁이라고 했던 그 사람이요?</w:t>
+      </w:r>
+    </w:p>
+    <w:p>
+      <w:pPr>
+        <w:pStyle w:val="BodyText"/>
+      </w:pPr>
+      <w:r>
+        <w:t xml:space="preserve">이리나: 바로 그 사람이요. 다만 이제는 계약서가 있고, 역시 퍼센트는 없어요.</w:t>
+      </w:r>
+    </w:p>
+    <w:p>
+      <w:pPr>
+        <w:pStyle w:val="BodyText"/>
+      </w:pPr>
+      <w:r>
+        <w:t xml:space="preserve">랍테바: 들어가도 될까요? 물론 카메라 없이요.</w:t>
+      </w:r>
+    </w:p>
+    <w:p>
+      <w:pPr>
+        <w:pStyle w:val="BodyText"/>
+      </w:pPr>
+      <w:r>
+        <w:t xml:space="preserve">알렉세이: 카메라 없이 들어가셔도 돼요. 누군가를 인용하고 싶으면 그 사람에게 허락을 구하세요.</w:t>
+      </w:r>
+    </w:p>
+    <w:p>
+      <w:pPr>
+        <w:pStyle w:val="BodyText"/>
+      </w:pPr>
+      <w:r>
+        <w:t xml:space="preserve">랍테바: 규칙은 알지만 말해 줘서 고마워요. 보통 이런 곳엔 날 안 들여보내거든요.</w:t>
+      </w:r>
+    </w:p>
+    <w:p>
+      <w:pPr>
+        <w:pStyle w:val="BodyText"/>
+      </w:pPr>
+      <w:r>
+        <w:t xml:space="preserve">디마: 왜 안 들여보내요?</w:t>
+      </w:r>
+    </w:p>
+    <w:p>
+      <w:pPr>
+        <w:pStyle w:val="BodyText"/>
+      </w:pPr>
+      <w:r>
+        <w:t xml:space="preserve">랍테바: 보통은 거기 숨길 게 있으니까요. 하지만 난 어차피 창문으로라도 들어갔을 거예요.</w:t>
       </w:r>
     </w:p>
     <w:p>
@@ -4889,39 +4889,39 @@
         <w:pStyle w:val="FirstParagraph"/>
       </w:pPr>
       <w:r>
-        <w:t xml:space="preserve">랍테바: 세 시간 앉아 있었어요. 코르닐로바 선생님, 질문 하나 해도 될까요?</w:t>
-      </w:r>
-    </w:p>
-    <w:p>
-      <w:pPr>
-        <w:pStyle w:val="BodyText"/>
-      </w:pPr>
-      <w:r>
-        <w:t xml:space="preserve">코르닐로바: 하나만. 피곤해요.</w:t>
-      </w:r>
-    </w:p>
-    <w:p>
-      <w:pPr>
-        <w:pStyle w:val="BodyText"/>
-      </w:pPr>
-      <w:r>
-        <w:t xml:space="preserve">랍테바: 내가 본 것 때문에 정말 2만 7천을 받으세요?</w:t>
-      </w:r>
-    </w:p>
-    <w:p>
-      <w:pPr>
-        <w:pStyle w:val="BodyText"/>
-      </w:pPr>
-      <w:r>
-        <w:t xml:space="preserve">코르닐로바: 의사 교육 때문에 2만 7천을 받아요. 오늘 건 — 무료예요. 강사가 아니라 의사로 여기 있어요. 의사가 의사라서 돈을 받진 않아요.</w:t>
-      </w:r>
-    </w:p>
-    <w:p>
-      <w:pPr>
-        <w:pStyle w:val="BodyText"/>
-      </w:pPr>
-      <w:r>
-        <w:t xml:space="preserve">랍테바: 무료. 그럼 익명 편지는요?</w:t>
+        <w:t xml:space="preserve">랍테바: 여기 세 시간 앉아 있었어요. 코르닐로바 선생님, 질문 하나 해도 될까요?</w:t>
+      </w:r>
+    </w:p>
+    <w:p>
+      <w:pPr>
+        <w:pStyle w:val="BodyText"/>
+      </w:pPr>
+      <w:r>
+        <w:t xml:space="preserve">코르닐로바: 너무 피곤하니까 하나만이요.</w:t>
+      </w:r>
+    </w:p>
+    <w:p>
+      <w:pPr>
+        <w:pStyle w:val="BodyText"/>
+      </w:pPr>
+      <w:r>
+        <w:t xml:space="preserve">랍테바: 방금 내가 본 것 때문에 정말 2만 7천을 받으세요?</w:t>
+      </w:r>
+    </w:p>
+    <w:p>
+      <w:pPr>
+        <w:pStyle w:val="BodyText"/>
+      </w:pPr>
+      <w:r>
+        <w:t xml:space="preserve">코르닐로바: 의사 교육 때문에 2만 7천을 받고, 오늘 수업은 무료예요. 강사가 아니라 의사로 여기 있어요. 의사가 의사라서 돈을 받진 않아요, 그건 그냥 우리 일이에요.</w:t>
+      </w:r>
+    </w:p>
+    <w:p>
+      <w:pPr>
+        <w:pStyle w:val="BodyText"/>
+      </w:pPr>
+      <w:r>
+        <w:t xml:space="preserve">랍테바: 무료라… 그럼 익명 편지에 대해선 뭐라고 하시겠어요?</w:t>
       </w:r>
     </w:p>
     <w:p>
@@ -4937,71 +4937,71 @@
         <w:pStyle w:val="BodyText"/>
       </w:pPr>
       <w:r>
-        <w:t xml:space="preserve">랍테바: 알렉세이 니콜라예비치, 인터뷰를 하고 싶어요. 진짜로. 모두와. 크리스티나도.</w:t>
-      </w:r>
-    </w:p>
-    <w:p>
-      <w:pPr>
-        <w:pStyle w:val="BodyText"/>
-      </w:pPr>
-      <w:r>
-        <w:t xml:space="preserve">알렉세이: 크리스티나는 — 본인이 동의하면. 수사 질문은 없이.</w:t>
-      </w:r>
-    </w:p>
-    <w:p>
-      <w:pPr>
-        <w:pStyle w:val="BodyText"/>
-      </w:pPr>
-      <w:r>
-        <w:t xml:space="preserve">랍테바: 수사는 당신보다 내가 더 많이 알아요. 걱정 마세요. 다른 걸 물을 거예요.</w:t>
-      </w:r>
-    </w:p>
-    <w:p>
-      <w:pPr>
-        <w:pStyle w:val="BodyText"/>
-      </w:pPr>
-      <w:r>
-        <w:t xml:space="preserve">크리스티나: 뭘요?</w:t>
-      </w:r>
-    </w:p>
-    <w:p>
-      <w:pPr>
-        <w:pStyle w:val="BodyText"/>
-      </w:pPr>
-      <w:r>
-        <w:t xml:space="preserve">랍테바: 3년 동안 잘못 가르치던 사람이 이제 어떻게 제대로 가르치는지. 드문 이야기예요.</w:t>
-      </w:r>
-    </w:p>
-    <w:p>
-      <w:pPr>
-        <w:pStyle w:val="BodyText"/>
-      </w:pPr>
-      <w:r>
-        <w:t xml:space="preserve">크리스티나: 동의해요. 조건 하나. 상담선 번호를 써 줘요. 크게.</w:t>
-      </w:r>
-    </w:p>
-    <w:p>
-      <w:pPr>
-        <w:pStyle w:val="BodyText"/>
-      </w:pPr>
-      <w:r>
-        <w:t xml:space="preserve">랍테바: 크게는 약속 못 해요. 편집장이 정해요. 하지만 번호는 실릴 거예요.</w:t>
-      </w:r>
-    </w:p>
-    <w:p>
-      <w:pPr>
-        <w:pStyle w:val="BodyText"/>
-      </w:pPr>
-      <w:r>
-        <w:t xml:space="preserve">스네자나: 크리스티나. 선생님이 내 고객 사진을 봐 주셨어. 결절이래. 내일 우리 소콜니키에 가.</w:t>
-      </w:r>
-    </w:p>
-    <w:p>
-      <w:pPr>
-        <w:pStyle w:val="BodyText"/>
-      </w:pPr>
-      <w:r>
-        <w:t xml:space="preserve">코르닐로바: 마스터 마흔 명. 스네자나 한 명. 고객 한 명. 이걸로 오늘 하루는 충분히 값졌어요.</w:t>
+        <w:t xml:space="preserve">랍테바: 알렉세이 니콜라예비치, 진짜 인터뷰를 하고 싶어요, 모두와, 크리스티나도요.</w:t>
+      </w:r>
+    </w:p>
+    <w:p>
+      <w:pPr>
+        <w:pStyle w:val="BodyText"/>
+      </w:pPr>
+      <w:r>
+        <w:t xml:space="preserve">알렉세이: 크리스티나는 본인이 동의할 때만, 그리고 수사 질문 없이요.</w:t>
+      </w:r>
+    </w:p>
+    <w:p>
+      <w:pPr>
+        <w:pStyle w:val="BodyText"/>
+      </w:pPr>
+      <w:r>
+        <w:t xml:space="preserve">랍테바: 수사는 당신보다 내가 더 많이 아니까 걱정 마세요. 다른 걸 물을 거예요.</w:t>
+      </w:r>
+    </w:p>
+    <w:p>
+      <w:pPr>
+        <w:pStyle w:val="BodyText"/>
+      </w:pPr>
+      <w:r>
+        <w:t xml:space="preserve">크리스티나: 정확히 뭘 묻고 싶은데요?</w:t>
+      </w:r>
+    </w:p>
+    <w:p>
+      <w:pPr>
+        <w:pStyle w:val="BodyText"/>
+      </w:pPr>
+      <w:r>
+        <w:t xml:space="preserve">랍테바: 3년 동안 잘못 가르치던 사람이 이제 어떻게 제대로 가르치는지요. 드문 이야기예요.</w:t>
+      </w:r>
+    </w:p>
+    <w:p>
+      <w:pPr>
+        <w:pStyle w:val="BodyText"/>
+      </w:pPr>
+      <w:r>
+        <w:t xml:space="preserve">크리스티나: 동의해요. 하지만 조건이 하나 있어요: 상담선 번호를 크게 써 줘요.</w:t>
+      </w:r>
+    </w:p>
+    <w:p>
+      <w:pPr>
+        <w:pStyle w:val="BodyText"/>
+      </w:pPr>
+      <w:r>
+        <w:t xml:space="preserve">랍테바: 크게는 편집장이 정하니까 약속 못 해요. 하지만 번호는 꼭 실릴 거예요.</w:t>
+      </w:r>
+    </w:p>
+    <w:p>
+      <w:pPr>
+        <w:pStyle w:val="BodyText"/>
+      </w:pPr>
+      <w:r>
+        <w:t xml:space="preserve">스네자나: 크리스티나, 선생님이 내 고객 사진을 봐 주셨는데 결절이래. 내일 우리 소콜니키에 가.</w:t>
+      </w:r>
+    </w:p>
+    <w:p>
+      <w:pPr>
+        <w:pStyle w:val="BodyText"/>
+      </w:pPr>
+      <w:r>
+        <w:t xml:space="preserve">코르닐로바: 마스터 마흔 명, 스네자나 한 명, 고객 한 명. 이것만으로도 오늘 하루를 쓸 가치가 있었어요.</w:t>
       </w:r>
     </w:p>
     <w:bookmarkEnd w:id="37"/>
